--- a/Tuan_02/DataContract_v0.1.docx
+++ b/Tuan_02/DataContract_v0.1.docx
@@ -36,7 +36,7 @@
       <w:r>
         <w:rPr>
           <w:rFonts w:ascii="Consolas" w:hAnsi="Consolas"/>
-          <w:color w:val="8B1A1A"/>
+          <w:color w:val="000000"/>
           <w:sz w:val="19"/>
         </w:rPr>
         <w:t>contract/data_contract_v0.1.yaml</w:t>
@@ -47,7 +47,7 @@
       <w:r>
         <w:rPr>
           <w:rFonts w:ascii="Consolas" w:hAnsi="Consolas"/>
-          <w:color w:val="8B1A1A"/>
+          <w:color w:val="000000"/>
           <w:sz w:val="19"/>
         </w:rPr>
         <w:t>src/mdl/schema.py</w:t>
@@ -58,7 +58,7 @@
       <w:r>
         <w:rPr>
           <w:rFonts w:ascii="Consolas" w:hAnsi="Consolas"/>
-          <w:color w:val="8B1A1A"/>
+          <w:color w:val="000000"/>
           <w:sz w:val="19"/>
         </w:rPr>
         <w:t>scripts/xuat_data_contract.py</w:t>
@@ -78,7 +78,7 @@
       <w:r>
         <w:rPr>
           <w:rFonts w:ascii="Consolas" w:hAnsi="Consolas"/>
-          <w:color w:val="8B1A1A"/>
+          <w:color w:val="000000"/>
           <w:sz w:val="19"/>
         </w:rPr>
         <w:t>data_sample/curated/math_record_sample.parquet</w:t>
@@ -89,7 +89,7 @@
       <w:r>
         <w:rPr>
           <w:rFonts w:ascii="Consolas" w:hAnsi="Consolas"/>
-          <w:color w:val="8B1A1A"/>
+          <w:color w:val="000000"/>
           <w:sz w:val="19"/>
         </w:rPr>
         <w:t>record_id</w:t>
@@ -136,7 +136,7 @@
       <w:r>
         <w:rPr>
           <w:rFonts w:ascii="Consolas" w:hAnsi="Consolas"/>
-          <w:color w:val="8B1A1A"/>
+          <w:color w:val="000000"/>
           <w:sz w:val="19"/>
         </w:rPr>
         <w:t>(record_id, source_version)</w:t>
@@ -147,7 +147,7 @@
       <w:r>
         <w:rPr>
           <w:rFonts w:ascii="Consolas" w:hAnsi="Consolas"/>
-          <w:color w:val="8B1A1A"/>
+          <w:color w:val="000000"/>
           <w:sz w:val="19"/>
         </w:rPr>
         <w:t>record_id = sha1(source + "|" + source_record_key)[:20]</w:t>
@@ -172,7 +172,7 @@
       <w:r>
         <w:rPr>
           <w:rFonts w:ascii="Consolas" w:hAnsi="Consolas"/>
-          <w:color w:val="8B1A1A"/>
+          <w:color w:val="000000"/>
           <w:sz w:val="19"/>
         </w:rPr>
         <w:t>source=&lt;..&gt;/source_version=&lt;..&gt;</w:t>
@@ -197,7 +197,7 @@
       <w:r>
         <w:rPr>
           <w:rFonts w:ascii="Consolas" w:hAnsi="Consolas"/>
-          <w:color w:val="8B1A1A"/>
+          <w:color w:val="000000"/>
           <w:sz w:val="19"/>
         </w:rPr>
         <w:t>hf-9d8d210c</w:t>
@@ -208,7 +208,7 @@
       <w:r>
         <w:rPr>
           <w:rFonts w:ascii="Consolas" w:hAnsi="Consolas"/>
-          <w:color w:val="8B1A1A"/>
+          <w:color w:val="000000"/>
           <w:sz w:val="19"/>
         </w:rPr>
         <w:t>git-509ad797</w:t>
@@ -219,7 +219,7 @@
       <w:r>
         <w:rPr>
           <w:rFonts w:ascii="Consolas" w:hAnsi="Consolas"/>
-          <w:color w:val="8B1A1A"/>
+          <w:color w:val="000000"/>
           <w:sz w:val="19"/>
         </w:rPr>
         <w:t>v10-29dcec07</w:t>
@@ -246,7 +246,7 @@
       <w:r>
         <w:rPr>
           <w:rFonts w:ascii="Consolas" w:hAnsi="Consolas"/>
-          <w:color w:val="8B1A1A"/>
+          <w:color w:val="000000"/>
           <w:sz w:val="19"/>
         </w:rPr>
         <w:t>source, source_version, raw_uri, raw_row, raw_sha256, license, source_url, downloaded_at, ingest_run_id</w:t>
@@ -265,7 +265,7 @@
       <w:r>
         <w:rPr>
           <w:rFonts w:ascii="Consolas" w:hAnsi="Consolas"/>
-          <w:color w:val="8B1A1A"/>
+          <w:color w:val="000000"/>
           <w:sz w:val="19"/>
         </w:rPr>
         <w:t>(record_id, source_version)</w:t>
@@ -301,7 +301,7 @@
       <w:r>
         <w:rPr>
           <w:rFonts w:ascii="Consolas" w:hAnsi="Consolas"/>
-          <w:color w:val="8B1A1A"/>
+          <w:color w:val="000000"/>
           <w:sz w:val="19"/>
         </w:rPr>
         <w:t>novel_premises</w:t>
@@ -312,7 +312,7 @@
       <w:r>
         <w:rPr>
           <w:rFonts w:ascii="Consolas" w:hAnsi="Consolas"/>
-          <w:color w:val="8B1A1A"/>
+          <w:color w:val="000000"/>
           <w:sz w:val="19"/>
         </w:rPr>
         <w:t>extra_json</w:t>
@@ -331,7 +331,7 @@
       <w:r>
         <w:rPr>
           <w:rFonts w:ascii="Consolas" w:hAnsi="Consolas"/>
-          <w:color w:val="8B1A1A"/>
+          <w:color w:val="000000"/>
           <w:sz w:val="19"/>
         </w:rPr>
         <w:t>errors</w:t>
@@ -342,7 +342,7 @@
       <w:r>
         <w:rPr>
           <w:rFonts w:ascii="Consolas" w:hAnsi="Consolas"/>
-          <w:color w:val="8B1A1A"/>
+          <w:color w:val="000000"/>
           <w:sz w:val="19"/>
         </w:rPr>
         <w:t>quality_flags</w:t>
@@ -376,7 +376,7 @@
         <w:tc>
           <w:tcPr>
             <w:tcW w:type="dxa" w:w="1949"/>
-            <w:shd w:val="clear" w:color="auto" w:fill="D9E2F3"/>
+            <w:shd w:val="clear" w:color="auto" w:fill="E7E6E6"/>
           </w:tcPr>
           <w:p>
             <w:r>
@@ -396,7 +396,7 @@
         <w:tc>
           <w:tcPr>
             <w:tcW w:type="dxa" w:w="1949"/>
-            <w:shd w:val="clear" w:color="auto" w:fill="D9E2F3"/>
+            <w:shd w:val="clear" w:color="auto" w:fill="E7E6E6"/>
           </w:tcPr>
           <w:p>
             <w:r>
@@ -416,7 +416,7 @@
         <w:tc>
           <w:tcPr>
             <w:tcW w:type="dxa" w:w="1949"/>
-            <w:shd w:val="clear" w:color="auto" w:fill="D9E2F3"/>
+            <w:shd w:val="clear" w:color="auto" w:fill="E7E6E6"/>
           </w:tcPr>
           <w:p>
             <w:r>
@@ -436,7 +436,7 @@
         <w:tc>
           <w:tcPr>
             <w:tcW w:type="dxa" w:w="1949"/>
-            <w:shd w:val="clear" w:color="auto" w:fill="D9E2F3"/>
+            <w:shd w:val="clear" w:color="auto" w:fill="E7E6E6"/>
           </w:tcPr>
           <w:p>
             <w:r>
@@ -456,7 +456,7 @@
         <w:tc>
           <w:tcPr>
             <w:tcW w:type="dxa" w:w="1949"/>
-            <w:shd w:val="clear" w:color="auto" w:fill="D9E2F3"/>
+            <w:shd w:val="clear" w:color="auto" w:fill="E7E6E6"/>
           </w:tcPr>
           <w:p>
             <w:r>
@@ -498,7 +498,7 @@
             <w:r>
               <w:rPr>
                 <w:rFonts w:ascii="Consolas" w:hAnsi="Consolas"/>
-                <w:color w:val="8B1A1A"/>
+                <w:color w:val="000000"/>
                 <w:sz w:val="18"/>
               </w:rPr>
               <w:t>record_id</w:t>
@@ -572,7 +572,7 @@
             <w:r>
               <w:rPr>
                 <w:rFonts w:ascii="Consolas" w:hAnsi="Consolas"/>
-                <w:color w:val="8B1A1A"/>
+                <w:color w:val="000000"/>
                 <w:sz w:val="18"/>
               </w:rPr>
               <w:t>source</w:t>
@@ -646,7 +646,7 @@
             <w:r>
               <w:rPr>
                 <w:rFonts w:ascii="Consolas" w:hAnsi="Consolas"/>
-                <w:color w:val="8B1A1A"/>
+                <w:color w:val="000000"/>
                 <w:sz w:val="18"/>
               </w:rPr>
               <w:t>source_version</w:t>
@@ -720,7 +720,7 @@
             <w:r>
               <w:rPr>
                 <w:rFonts w:ascii="Consolas" w:hAnsi="Consolas"/>
-                <w:color w:val="8B1A1A"/>
+                <w:color w:val="000000"/>
                 <w:sz w:val="18"/>
               </w:rPr>
               <w:t>source_record_key</w:t>
@@ -794,7 +794,7 @@
             <w:r>
               <w:rPr>
                 <w:rFonts w:ascii="Consolas" w:hAnsi="Consolas"/>
-                <w:color w:val="8B1A1A"/>
+                <w:color w:val="000000"/>
                 <w:sz w:val="18"/>
               </w:rPr>
               <w:t>record_type</w:t>
@@ -868,7 +868,7 @@
             <w:r>
               <w:rPr>
                 <w:rFonts w:ascii="Consolas" w:hAnsi="Consolas"/>
-                <w:color w:val="8B1A1A"/>
+                <w:color w:val="000000"/>
                 <w:sz w:val="18"/>
               </w:rPr>
               <w:t>split</w:t>
@@ -942,7 +942,7 @@
             <w:r>
               <w:rPr>
                 <w:rFonts w:ascii="Consolas" w:hAnsi="Consolas"/>
-                <w:color w:val="8B1A1A"/>
+                <w:color w:val="000000"/>
                 <w:sz w:val="18"/>
               </w:rPr>
               <w:t>subset</w:t>
@@ -1016,7 +1016,7 @@
             <w:r>
               <w:rPr>
                 <w:rFonts w:ascii="Consolas" w:hAnsi="Consolas"/>
-                <w:color w:val="8B1A1A"/>
+                <w:color w:val="000000"/>
                 <w:sz w:val="18"/>
               </w:rPr>
               <w:t>nl_problem</w:t>
@@ -1090,7 +1090,7 @@
             <w:r>
               <w:rPr>
                 <w:rFonts w:ascii="Consolas" w:hAnsi="Consolas"/>
-                <w:color w:val="8B1A1A"/>
+                <w:color w:val="000000"/>
                 <w:sz w:val="18"/>
               </w:rPr>
               <w:t>nl_solution</w:t>
@@ -1164,7 +1164,7 @@
             <w:r>
               <w:rPr>
                 <w:rFonts w:ascii="Consolas" w:hAnsi="Consolas"/>
-                <w:color w:val="8B1A1A"/>
+                <w:color w:val="000000"/>
                 <w:sz w:val="18"/>
               </w:rPr>
               <w:t>formal_language</w:t>
@@ -1238,7 +1238,7 @@
             <w:r>
               <w:rPr>
                 <w:rFonts w:ascii="Consolas" w:hAnsi="Consolas"/>
-                <w:color w:val="8B1A1A"/>
+                <w:color w:val="000000"/>
                 <w:sz w:val="18"/>
               </w:rPr>
               <w:t>formal_statement</w:t>
@@ -1312,7 +1312,7 @@
             <w:r>
               <w:rPr>
                 <w:rFonts w:ascii="Consolas" w:hAnsi="Consolas"/>
-                <w:color w:val="8B1A1A"/>
+                <w:color w:val="000000"/>
                 <w:sz w:val="18"/>
               </w:rPr>
               <w:t>formal_proof</w:t>
@@ -1386,7 +1386,7 @@
             <w:r>
               <w:rPr>
                 <w:rFonts w:ascii="Consolas" w:hAnsi="Consolas"/>
-                <w:color w:val="8B1A1A"/>
+                <w:color w:val="000000"/>
                 <w:sz w:val="18"/>
               </w:rPr>
               <w:t>formal_header</w:t>
@@ -1460,7 +1460,7 @@
             <w:r>
               <w:rPr>
                 <w:rFonts w:ascii="Consolas" w:hAnsi="Consolas"/>
-                <w:color w:val="8B1A1A"/>
+                <w:color w:val="000000"/>
                 <w:sz w:val="18"/>
               </w:rPr>
               <w:t>formal_goal</w:t>
@@ -1534,7 +1534,7 @@
             <w:r>
               <w:rPr>
                 <w:rFonts w:ascii="Consolas" w:hAnsi="Consolas"/>
-                <w:color w:val="8B1A1A"/>
+                <w:color w:val="000000"/>
                 <w:sz w:val="18"/>
               </w:rPr>
               <w:t>lean_full_name</w:t>
@@ -1608,7 +1608,7 @@
             <w:r>
               <w:rPr>
                 <w:rFonts w:ascii="Consolas" w:hAnsi="Consolas"/>
-                <w:color w:val="8B1A1A"/>
+                <w:color w:val="000000"/>
                 <w:sz w:val="18"/>
               </w:rPr>
               <w:t>lean_file_path</w:t>
@@ -1682,7 +1682,7 @@
             <w:r>
               <w:rPr>
                 <w:rFonts w:ascii="Consolas" w:hAnsi="Consolas"/>
-                <w:color w:val="8B1A1A"/>
+                <w:color w:val="000000"/>
                 <w:sz w:val="18"/>
               </w:rPr>
               <w:t>lean_start_line</w:t>
@@ -1756,7 +1756,7 @@
             <w:r>
               <w:rPr>
                 <w:rFonts w:ascii="Consolas" w:hAnsi="Consolas"/>
-                <w:color w:val="8B1A1A"/>
+                <w:color w:val="000000"/>
                 <w:sz w:val="18"/>
               </w:rPr>
               <w:t>lean_end_line</w:t>
@@ -1830,7 +1830,7 @@
             <w:r>
               <w:rPr>
                 <w:rFonts w:ascii="Consolas" w:hAnsi="Consolas"/>
-                <w:color w:val="8B1A1A"/>
+                <w:color w:val="000000"/>
                 <w:sz w:val="18"/>
               </w:rPr>
               <w:t>tactics</w:t>
@@ -1904,7 +1904,7 @@
             <w:r>
               <w:rPr>
                 <w:rFonts w:ascii="Consolas" w:hAnsi="Consolas"/>
-                <w:color w:val="8B1A1A"/>
+                <w:color w:val="000000"/>
                 <w:sz w:val="18"/>
               </w:rPr>
               <w:t>premises</w:t>
@@ -1978,7 +1978,7 @@
             <w:r>
               <w:rPr>
                 <w:rFonts w:ascii="Consolas" w:hAnsi="Consolas"/>
-                <w:color w:val="8B1A1A"/>
+                <w:color w:val="000000"/>
                 <w:sz w:val="18"/>
               </w:rPr>
               <w:t>num_tactics</w:t>
@@ -2052,7 +2052,7 @@
             <w:r>
               <w:rPr>
                 <w:rFonts w:ascii="Consolas" w:hAnsi="Consolas"/>
-                <w:color w:val="8B1A1A"/>
+                <w:color w:val="000000"/>
                 <w:sz w:val="18"/>
               </w:rPr>
               <w:t>has_text</w:t>
@@ -2126,7 +2126,7 @@
             <w:r>
               <w:rPr>
                 <w:rFonts w:ascii="Consolas" w:hAnsi="Consolas"/>
-                <w:color w:val="8B1A1A"/>
+                <w:color w:val="000000"/>
                 <w:sz w:val="18"/>
               </w:rPr>
               <w:t>has_latex</w:t>
@@ -2200,7 +2200,7 @@
             <w:r>
               <w:rPr>
                 <w:rFonts w:ascii="Consolas" w:hAnsi="Consolas"/>
-                <w:color w:val="8B1A1A"/>
+                <w:color w:val="000000"/>
                 <w:sz w:val="18"/>
               </w:rPr>
               <w:t>has_lean</w:t>
@@ -2274,7 +2274,7 @@
             <w:r>
               <w:rPr>
                 <w:rFonts w:ascii="Consolas" w:hAnsi="Consolas"/>
-                <w:color w:val="8B1A1A"/>
+                <w:color w:val="000000"/>
                 <w:sz w:val="18"/>
               </w:rPr>
               <w:t>latex_count</w:t>
@@ -2348,7 +2348,7 @@
             <w:r>
               <w:rPr>
                 <w:rFonts w:ascii="Consolas" w:hAnsi="Consolas"/>
-                <w:color w:val="8B1A1A"/>
+                <w:color w:val="000000"/>
                 <w:sz w:val="18"/>
               </w:rPr>
               <w:t>content_sha256</w:t>
@@ -2422,7 +2422,7 @@
             <w:r>
               <w:rPr>
                 <w:rFonts w:ascii="Consolas" w:hAnsi="Consolas"/>
-                <w:color w:val="8B1A1A"/>
+                <w:color w:val="000000"/>
                 <w:sz w:val="18"/>
               </w:rPr>
               <w:t>quality_flags</w:t>
@@ -2496,7 +2496,7 @@
             <w:r>
               <w:rPr>
                 <w:rFonts w:ascii="Consolas" w:hAnsi="Consolas"/>
-                <w:color w:val="8B1A1A"/>
+                <w:color w:val="000000"/>
                 <w:sz w:val="18"/>
               </w:rPr>
               <w:t>extra_json</w:t>
@@ -2570,7 +2570,7 @@
             <w:r>
               <w:rPr>
                 <w:rFonts w:ascii="Consolas" w:hAnsi="Consolas"/>
-                <w:color w:val="8B1A1A"/>
+                <w:color w:val="000000"/>
                 <w:sz w:val="18"/>
               </w:rPr>
               <w:t>raw_uri</w:t>
@@ -2644,7 +2644,7 @@
             <w:r>
               <w:rPr>
                 <w:rFonts w:ascii="Consolas" w:hAnsi="Consolas"/>
-                <w:color w:val="8B1A1A"/>
+                <w:color w:val="000000"/>
                 <w:sz w:val="18"/>
               </w:rPr>
               <w:t>raw_row</w:t>
@@ -2718,7 +2718,7 @@
             <w:r>
               <w:rPr>
                 <w:rFonts w:ascii="Consolas" w:hAnsi="Consolas"/>
-                <w:color w:val="8B1A1A"/>
+                <w:color w:val="000000"/>
                 <w:sz w:val="18"/>
               </w:rPr>
               <w:t>raw_sha256</w:t>
@@ -2792,7 +2792,7 @@
             <w:r>
               <w:rPr>
                 <w:rFonts w:ascii="Consolas" w:hAnsi="Consolas"/>
-                <w:color w:val="8B1A1A"/>
+                <w:color w:val="000000"/>
                 <w:sz w:val="18"/>
               </w:rPr>
               <w:t>license</w:t>
@@ -2866,7 +2866,7 @@
             <w:r>
               <w:rPr>
                 <w:rFonts w:ascii="Consolas" w:hAnsi="Consolas"/>
-                <w:color w:val="8B1A1A"/>
+                <w:color w:val="000000"/>
                 <w:sz w:val="18"/>
               </w:rPr>
               <w:t>source_url</w:t>
@@ -2940,7 +2940,7 @@
             <w:r>
               <w:rPr>
                 <w:rFonts w:ascii="Consolas" w:hAnsi="Consolas"/>
-                <w:color w:val="8B1A1A"/>
+                <w:color w:val="000000"/>
                 <w:sz w:val="18"/>
               </w:rPr>
               <w:t>downloaded_at</w:t>
@@ -3014,7 +3014,7 @@
             <w:r>
               <w:rPr>
                 <w:rFonts w:ascii="Consolas" w:hAnsi="Consolas"/>
-                <w:color w:val="8B1A1A"/>
+                <w:color w:val="000000"/>
                 <w:sz w:val="18"/>
               </w:rPr>
               <w:t>ingest_run_id</w:t>
@@ -3088,7 +3088,7 @@
             <w:r>
               <w:rPr>
                 <w:rFonts w:ascii="Consolas" w:hAnsi="Consolas"/>
-                <w:color w:val="8B1A1A"/>
+                <w:color w:val="000000"/>
                 <w:sz w:val="18"/>
               </w:rPr>
               <w:t>pipeline_version</w:t>
@@ -3162,7 +3162,7 @@
             <w:r>
               <w:rPr>
                 <w:rFonts w:ascii="Consolas" w:hAnsi="Consolas"/>
-                <w:color w:val="8B1A1A"/>
+                <w:color w:val="000000"/>
                 <w:sz w:val="18"/>
               </w:rPr>
               <w:t>schema_version</w:t>
@@ -3237,7 +3237,7 @@
         <w:tc>
           <w:tcPr>
             <w:tcW w:type="dxa" w:w="3249"/>
-            <w:shd w:val="clear" w:color="auto" w:fill="D9E2F3"/>
+            <w:shd w:val="clear" w:color="auto" w:fill="E7E6E6"/>
           </w:tcPr>
           <w:p>
             <w:r>
@@ -3257,7 +3257,7 @@
         <w:tc>
           <w:tcPr>
             <w:tcW w:type="dxa" w:w="3249"/>
-            <w:shd w:val="clear" w:color="auto" w:fill="D9E2F3"/>
+            <w:shd w:val="clear" w:color="auto" w:fill="E7E6E6"/>
           </w:tcPr>
           <w:p>
             <w:r>
@@ -3277,7 +3277,7 @@
         <w:tc>
           <w:tcPr>
             <w:tcW w:type="dxa" w:w="3249"/>
-            <w:shd w:val="clear" w:color="auto" w:fill="D9E2F3"/>
+            <w:shd w:val="clear" w:color="auto" w:fill="E7E6E6"/>
           </w:tcPr>
           <w:p>
             <w:r>
@@ -3427,7 +3427,7 @@
             <w:r>
               <w:rPr>
                 <w:rFonts w:ascii="Consolas" w:hAnsi="Consolas"/>
-                <w:color w:val="8B1A1A"/>
+                <w:color w:val="000000"/>
                 <w:sz w:val="20"/>
               </w:rPr>
               <w:t>record_type</w:t>
@@ -3743,7 +3743,7 @@
             <w:r>
               <w:rPr>
                 <w:rFonts w:ascii="Consolas" w:hAnsi="Consolas"/>
-                <w:color w:val="8B1A1A"/>
+                <w:color w:val="000000"/>
                 <w:sz w:val="20"/>
               </w:rPr>
               <w:t>$</w:t>
@@ -3825,7 +3825,7 @@
         <w:tc>
           <w:tcPr>
             <w:tcW w:type="dxa" w:w="4873"/>
-            <w:shd w:val="clear" w:color="auto" w:fill="D9E2F3"/>
+            <w:shd w:val="clear" w:color="auto" w:fill="E7E6E6"/>
           </w:tcPr>
           <w:p>
             <w:r>
@@ -3845,7 +3845,7 @@
         <w:tc>
           <w:tcPr>
             <w:tcW w:type="dxa" w:w="4873"/>
-            <w:shd w:val="clear" w:color="auto" w:fill="D9E2F3"/>
+            <w:shd w:val="clear" w:color="auto" w:fill="E7E6E6"/>
           </w:tcPr>
           <w:p>
             <w:r>
@@ -4069,7 +4069,7 @@
       <w:r>
         <w:rPr>
           <w:rFonts w:ascii="Consolas" w:hAnsi="Consolas"/>
-          <w:color w:val="8B1A1A"/>
+          <w:color w:val="000000"/>
           <w:sz w:val="19"/>
         </w:rPr>
         <w:t>schema_version</w:t>
@@ -4108,7 +4108,7 @@
       <w:r>
         <w:rPr>
           <w:rFonts w:ascii="Consolas" w:hAnsi="Consolas"/>
-          <w:color w:val="8B1A1A"/>
+          <w:color w:val="000000"/>
           <w:sz w:val="19"/>
         </w:rPr>
         <w:t>source_version</w:t>
@@ -4514,6 +4514,7 @@
     <w:rsid w:val="00FC693F"/>
     <w:rPr>
       <w:rFonts w:ascii="Times New Roman" w:hAnsi="Times New Roman" w:eastAsia="Times New Roman"/>
+      <w:color w:val="000000"/>
       <w:sz w:val="24"/>
     </w:rPr>
   </w:style>
@@ -4579,7 +4580,7 @@
       <w:rFonts w:ascii="Times New Roman" w:hAnsi="Times New Roman" w:eastAsia="Times New Roman" w:cs="Times New Roman"/>
       <w:b/>
       <w:bCs/>
-      <w:color w:val="1F3A68"/>
+      <w:color w:val="000000"/>
       <w:sz w:val="28"/>
       <w:szCs w:val="28"/>
     </w:rPr>
@@ -4603,7 +4604,7 @@
       <w:rFonts w:ascii="Times New Roman" w:hAnsi="Times New Roman" w:eastAsia="Times New Roman" w:cs="Times New Roman"/>
       <w:b/>
       <w:bCs/>
-      <w:color w:val="1F3A68"/>
+      <w:color w:val="000000"/>
       <w:sz w:val="26"/>
       <w:szCs w:val="26"/>
     </w:rPr>
@@ -4627,7 +4628,7 @@
       <w:rFonts w:ascii="Times New Roman" w:hAnsi="Times New Roman" w:eastAsia="Times New Roman" w:cs="Times New Roman"/>
       <w:b/>
       <w:bCs/>
-      <w:color w:val="1F3A68"/>
+      <w:color w:val="000000"/>
     </w:rPr>
   </w:style>
   <w:style w:type="paragraph" w:styleId="Heading4">
@@ -4652,7 +4653,7 @@
       <w:bCs/>
       <w:i/>
       <w:iCs/>
-      <w:color w:val="1F3A68"/>
+      <w:color w:val="000000"/>
     </w:rPr>
   </w:style>
   <w:style w:type="paragraph" w:styleId="Heading5">
@@ -4673,7 +4674,7 @@
     </w:pPr>
     <w:rPr>
       <w:rFonts w:asciiTheme="majorHAnsi" w:eastAsiaTheme="majorEastAsia" w:hAnsiTheme="majorHAnsi" w:cstheme="majorBidi"/>
-      <w:color w:val="243F60" w:themeColor="accent1" w:themeShade="7F"/>
+      <w:color w:val="000000"/>
     </w:rPr>
   </w:style>
   <w:style w:type="paragraph" w:styleId="Heading6">
@@ -4696,7 +4697,7 @@
       <w:rFonts w:asciiTheme="majorHAnsi" w:eastAsiaTheme="majorEastAsia" w:hAnsiTheme="majorHAnsi" w:cstheme="majorBidi"/>
       <w:i/>
       <w:iCs/>
-      <w:color w:val="243F60" w:themeColor="accent1" w:themeShade="7F"/>
+      <w:color w:val="000000"/>
     </w:rPr>
   </w:style>
   <w:style w:type="paragraph" w:styleId="Heading7">
@@ -4719,7 +4720,7 @@
       <w:rFonts w:asciiTheme="majorHAnsi" w:eastAsiaTheme="majorEastAsia" w:hAnsiTheme="majorHAnsi" w:cstheme="majorBidi"/>
       <w:i/>
       <w:iCs/>
-      <w:color w:val="404040" w:themeColor="text1" w:themeTint="BF"/>
+      <w:color w:val="000000"/>
     </w:rPr>
   </w:style>
   <w:style w:type="paragraph" w:styleId="Heading8">
@@ -4740,7 +4741,7 @@
     </w:pPr>
     <w:rPr>
       <w:rFonts w:asciiTheme="majorHAnsi" w:eastAsiaTheme="majorEastAsia" w:hAnsiTheme="majorHAnsi" w:cstheme="majorBidi"/>
-      <w:color w:val="4F81BD" w:themeColor="accent1"/>
+      <w:color w:val="000000"/>
       <w:sz w:val="20"/>
       <w:szCs w:val="20"/>
     </w:rPr>
@@ -4765,7 +4766,7 @@
       <w:rFonts w:asciiTheme="majorHAnsi" w:eastAsiaTheme="majorEastAsia" w:hAnsiTheme="majorHAnsi" w:cstheme="majorBidi"/>
       <w:i/>
       <w:iCs/>
-      <w:color w:val="404040" w:themeColor="text1" w:themeTint="BF"/>
+      <w:color w:val="000000"/>
       <w:sz w:val="20"/>
       <w:szCs w:val="20"/>
     </w:rPr>
@@ -4816,7 +4817,7 @@
       <w:rFonts w:asciiTheme="majorHAnsi" w:eastAsiaTheme="majorEastAsia" w:hAnsiTheme="majorHAnsi" w:cstheme="majorBidi"/>
       <w:b/>
       <w:bCs/>
-      <w:color w:val="365F91" w:themeColor="accent1" w:themeShade="BF"/>
+      <w:color w:val="000000"/>
       <w:sz w:val="28"/>
       <w:szCs w:val="28"/>
     </w:rPr>
@@ -4831,7 +4832,7 @@
       <w:rFonts w:asciiTheme="majorHAnsi" w:eastAsiaTheme="majorEastAsia" w:hAnsiTheme="majorHAnsi" w:cstheme="majorBidi"/>
       <w:b/>
       <w:bCs/>
-      <w:color w:val="4F81BD" w:themeColor="accent1"/>
+      <w:color w:val="000000"/>
       <w:sz w:val="26"/>
       <w:szCs w:val="26"/>
     </w:rPr>
@@ -4846,7 +4847,7 @@
       <w:rFonts w:asciiTheme="majorHAnsi" w:eastAsiaTheme="majorEastAsia" w:hAnsiTheme="majorHAnsi" w:cstheme="majorBidi"/>
       <w:b/>
       <w:bCs/>
-      <w:color w:val="4F81BD" w:themeColor="accent1"/>
+      <w:color w:val="000000"/>
     </w:rPr>
   </w:style>
   <w:style w:type="paragraph" w:styleId="Title">
@@ -4866,7 +4867,7 @@
     </w:pPr>
     <w:rPr>
       <w:rFonts w:ascii="Times New Roman" w:hAnsi="Times New Roman" w:eastAsia="Times New Roman" w:cs="Times New Roman"/>
-      <w:color w:val="1F3A68"/>
+      <w:color w:val="000000"/>
       <w:spacing w:val="5"/>
       <w:kern w:val="28"/>
       <w:sz w:val="52"/>
@@ -4881,7 +4882,7 @@
     <w:rsid w:val="00FC693F"/>
     <w:rPr>
       <w:rFonts w:asciiTheme="majorHAnsi" w:eastAsiaTheme="majorEastAsia" w:hAnsiTheme="majorHAnsi" w:cstheme="majorBidi"/>
-      <w:color w:val="17365D" w:themeColor="text2" w:themeShade="BF"/>
+      <w:color w:val="000000"/>
       <w:spacing w:val="5"/>
       <w:kern w:val="28"/>
       <w:sz w:val="52"/>
@@ -4905,7 +4906,7 @@
       <w:rFonts w:asciiTheme="majorHAnsi" w:eastAsiaTheme="majorEastAsia" w:hAnsiTheme="majorHAnsi" w:cstheme="majorBidi"/>
       <w:i/>
       <w:iCs/>
-      <w:color w:val="4F81BD" w:themeColor="accent1"/>
+      <w:color w:val="000000"/>
       <w:spacing w:val="15"/>
       <w:sz w:val="24"/>
       <w:szCs w:val="24"/>
@@ -4921,7 +4922,7 @@
       <w:rFonts w:asciiTheme="majorHAnsi" w:eastAsiaTheme="majorEastAsia" w:hAnsiTheme="majorHAnsi" w:cstheme="majorBidi"/>
       <w:i/>
       <w:iCs/>
-      <w:color w:val="4F81BD" w:themeColor="accent1"/>
+      <w:color w:val="000000"/>
       <w:spacing w:val="15"/>
       <w:sz w:val="24"/>
       <w:szCs w:val="24"/>
@@ -5193,7 +5194,7 @@
     <w:rPr>
       <w:i/>
       <w:iCs/>
-      <w:color w:val="000000" w:themeColor="text1"/>
+      <w:color w:val="000000"/>
     </w:rPr>
   </w:style>
   <w:style w:type="character" w:customStyle="1" w:styleId="QuoteChar">
@@ -5205,7 +5206,7 @@
     <w:rPr>
       <w:i/>
       <w:iCs/>
-      <w:color w:val="000000" w:themeColor="text1"/>
+      <w:color w:val="000000"/>
     </w:rPr>
   </w:style>
   <w:style w:type="character" w:customStyle="1" w:styleId="Heading4Char">
@@ -5221,7 +5222,7 @@
       <w:bCs/>
       <w:i/>
       <w:iCs/>
-      <w:color w:val="4F81BD" w:themeColor="accent1"/>
+      <w:color w:val="000000"/>
     </w:rPr>
   </w:style>
   <w:style w:type="character" w:customStyle="1" w:styleId="Heading5Char">
@@ -5233,7 +5234,7 @@
     <w:rsid w:val="00FC693F"/>
     <w:rPr>
       <w:rFonts w:asciiTheme="majorHAnsi" w:eastAsiaTheme="majorEastAsia" w:hAnsiTheme="majorHAnsi" w:cstheme="majorBidi"/>
-      <w:color w:val="243F60" w:themeColor="accent1" w:themeShade="7F"/>
+      <w:color w:val="000000"/>
     </w:rPr>
   </w:style>
   <w:style w:type="character" w:customStyle="1" w:styleId="Heading6Char">
@@ -5247,7 +5248,7 @@
       <w:rFonts w:asciiTheme="majorHAnsi" w:eastAsiaTheme="majorEastAsia" w:hAnsiTheme="majorHAnsi" w:cstheme="majorBidi"/>
       <w:i/>
       <w:iCs/>
-      <w:color w:val="243F60" w:themeColor="accent1" w:themeShade="7F"/>
+      <w:color w:val="000000"/>
     </w:rPr>
   </w:style>
   <w:style w:type="character" w:customStyle="1" w:styleId="Heading7Char">
@@ -5261,7 +5262,7 @@
       <w:rFonts w:asciiTheme="majorHAnsi" w:eastAsiaTheme="majorEastAsia" w:hAnsiTheme="majorHAnsi" w:cstheme="majorBidi"/>
       <w:i/>
       <w:iCs/>
-      <w:color w:val="404040" w:themeColor="text1" w:themeTint="BF"/>
+      <w:color w:val="000000"/>
     </w:rPr>
   </w:style>
   <w:style w:type="character" w:customStyle="1" w:styleId="Heading8Char">
@@ -5273,7 +5274,7 @@
     <w:rsid w:val="00FC693F"/>
     <w:rPr>
       <w:rFonts w:asciiTheme="majorHAnsi" w:eastAsiaTheme="majorEastAsia" w:hAnsiTheme="majorHAnsi" w:cstheme="majorBidi"/>
-      <w:color w:val="4F81BD" w:themeColor="accent1"/>
+      <w:color w:val="000000"/>
       <w:sz w:val="20"/>
       <w:szCs w:val="20"/>
     </w:rPr>
@@ -5289,7 +5290,7 @@
       <w:rFonts w:asciiTheme="majorHAnsi" w:eastAsiaTheme="majorEastAsia" w:hAnsiTheme="majorHAnsi" w:cstheme="majorBidi"/>
       <w:i/>
       <w:iCs/>
-      <w:color w:val="404040" w:themeColor="text1" w:themeTint="BF"/>
+      <w:color w:val="000000"/>
       <w:sz w:val="20"/>
       <w:szCs w:val="20"/>
     </w:rPr>
@@ -5309,7 +5310,7 @@
     <w:rPr>
       <w:b/>
       <w:bCs/>
-      <w:color w:val="4F81BD" w:themeColor="accent1"/>
+      <w:color w:val="000000"/>
       <w:sz w:val="18"/>
       <w:szCs w:val="18"/>
     </w:rPr>
@@ -5356,7 +5357,7 @@
       <w:bCs/>
       <w:i/>
       <w:iCs/>
-      <w:color w:val="4F81BD" w:themeColor="accent1"/>
+      <w:color w:val="000000"/>
     </w:rPr>
   </w:style>
   <w:style w:type="character" w:customStyle="1" w:styleId="IntenseQuoteChar">
@@ -5370,7 +5371,7 @@
       <w:bCs/>
       <w:i/>
       <w:iCs/>
-      <w:color w:val="4F81BD" w:themeColor="accent1"/>
+      <w:color w:val="000000"/>
     </w:rPr>
   </w:style>
   <w:style w:type="character" w:styleId="SubtleEmphasis">
@@ -5382,7 +5383,7 @@
     <w:rPr>
       <w:i/>
       <w:iCs/>
-      <w:color w:val="808080" w:themeColor="text1" w:themeTint="7F"/>
+      <w:color w:val="000000"/>
     </w:rPr>
   </w:style>
   <w:style w:type="character" w:styleId="IntenseEmphasis">
@@ -5396,7 +5397,7 @@
       <w:bCs/>
       <w:i/>
       <w:iCs/>
-      <w:color w:val="4F81BD" w:themeColor="accent1"/>
+      <w:color w:val="000000"/>
     </w:rPr>
   </w:style>
   <w:style w:type="character" w:styleId="SubtleReference">
@@ -5407,7 +5408,7 @@
     <w:rsid w:val="00FC693F"/>
     <w:rPr>
       <w:smallCaps/>
-      <w:color w:val="C0504D" w:themeColor="accent2"/>
+      <w:color w:val="000000"/>
       <w:u w:val="single"/>
     </w:rPr>
   </w:style>
@@ -5421,7 +5422,7 @@
       <w:b/>
       <w:bCs/>
       <w:smallCaps/>
-      <w:color w:val="C0504D" w:themeColor="accent2"/>
+      <w:color w:val="000000"/>
       <w:spacing w:val="5"/>
       <w:u w:val="single"/>
     </w:rPr>
@@ -5487,7 +5488,7 @@
       <w:spacing w:after="0" w:line="240" w:lineRule="auto"/>
     </w:pPr>
     <w:rPr>
-      <w:color w:val="000000" w:themeColor="text1" w:themeShade="BF"/>
+      <w:color w:val="000000"/>
     </w:rPr>
     <w:tblPr>
       <w:tblStyleRowBandSize w:val="1"/>
@@ -5590,7 +5591,7 @@
       <w:spacing w:after="0" w:line="240" w:lineRule="auto"/>
     </w:pPr>
     <w:rPr>
-      <w:color w:val="365F91" w:themeColor="accent1" w:themeShade="BF"/>
+      <w:color w:val="000000"/>
     </w:rPr>
     <w:tblPr>
       <w:tblStyleRowBandSize w:val="1"/>
@@ -5693,7 +5694,7 @@
       <w:spacing w:after="0" w:line="240" w:lineRule="auto"/>
     </w:pPr>
     <w:rPr>
-      <w:color w:val="943634" w:themeColor="accent2" w:themeShade="BF"/>
+      <w:color w:val="000000"/>
     </w:rPr>
     <w:tblPr>
       <w:tblStyleRowBandSize w:val="1"/>
@@ -5796,7 +5797,7 @@
       <w:spacing w:after="0" w:line="240" w:lineRule="auto"/>
     </w:pPr>
     <w:rPr>
-      <w:color w:val="76923C" w:themeColor="accent3" w:themeShade="BF"/>
+      <w:color w:val="000000"/>
     </w:rPr>
     <w:tblPr>
       <w:tblStyleRowBandSize w:val="1"/>
@@ -5899,7 +5900,7 @@
       <w:spacing w:after="0" w:line="240" w:lineRule="auto"/>
     </w:pPr>
     <w:rPr>
-      <w:color w:val="5F497A" w:themeColor="accent4" w:themeShade="BF"/>
+      <w:color w:val="000000"/>
     </w:rPr>
     <w:tblPr>
       <w:tblStyleRowBandSize w:val="1"/>
@@ -6002,7 +6003,7 @@
       <w:spacing w:after="0" w:line="240" w:lineRule="auto"/>
     </w:pPr>
     <w:rPr>
-      <w:color w:val="31849B" w:themeColor="accent5" w:themeShade="BF"/>
+      <w:color w:val="000000"/>
     </w:rPr>
     <w:tblPr>
       <w:tblStyleRowBandSize w:val="1"/>
@@ -6105,7 +6106,7 @@
       <w:spacing w:after="0" w:line="240" w:lineRule="auto"/>
     </w:pPr>
     <w:rPr>
-      <w:color w:val="E36C0A" w:themeColor="accent6" w:themeShade="BF"/>
+      <w:color w:val="000000"/>
     </w:rPr>
     <w:tblPr>
       <w:tblStyleRowBandSize w:val="1"/>
@@ -6231,7 +6232,7 @@
       <w:rPr>
         <w:b/>
         <w:bCs/>
-        <w:color w:val="FFFFFF" w:themeColor="background1"/>
+        <w:color w:val="000000"/>
       </w:rPr>
       <w:tblPr/>
       <w:tcPr>
@@ -6323,7 +6324,7 @@
       <w:rPr>
         <w:b/>
         <w:bCs/>
-        <w:color w:val="FFFFFF" w:themeColor="background1"/>
+        <w:color w:val="000000"/>
       </w:rPr>
       <w:tblPr/>
       <w:tcPr>
@@ -6415,7 +6416,7 @@
       <w:rPr>
         <w:b/>
         <w:bCs/>
-        <w:color w:val="FFFFFF" w:themeColor="background1"/>
+        <w:color w:val="000000"/>
       </w:rPr>
       <w:tblPr/>
       <w:tcPr>
@@ -6507,7 +6508,7 @@
       <w:rPr>
         <w:b/>
         <w:bCs/>
-        <w:color w:val="FFFFFF" w:themeColor="background1"/>
+        <w:color w:val="000000"/>
       </w:rPr>
       <w:tblPr/>
       <w:tcPr>
@@ -6599,7 +6600,7 @@
       <w:rPr>
         <w:b/>
         <w:bCs/>
-        <w:color w:val="FFFFFF" w:themeColor="background1"/>
+        <w:color w:val="000000"/>
       </w:rPr>
       <w:tblPr/>
       <w:tcPr>
@@ -6691,7 +6692,7 @@
       <w:rPr>
         <w:b/>
         <w:bCs/>
-        <w:color w:val="FFFFFF" w:themeColor="background1"/>
+        <w:color w:val="000000"/>
       </w:rPr>
       <w:tblPr/>
       <w:tcPr>
@@ -6783,7 +6784,7 @@
       <w:rPr>
         <w:b/>
         <w:bCs/>
-        <w:color w:val="FFFFFF" w:themeColor="background1"/>
+        <w:color w:val="000000"/>
       </w:rPr>
       <w:tblPr/>
       <w:tcPr>
@@ -7786,7 +7787,7 @@
       <w:rPr>
         <w:b/>
         <w:bCs/>
-        <w:color w:val="FFFFFF" w:themeColor="background1"/>
+        <w:color w:val="000000"/>
       </w:rPr>
       <w:tblPr/>
       <w:tcPr>
@@ -7892,7 +7893,7 @@
       <w:rPr>
         <w:b/>
         <w:bCs/>
-        <w:color w:val="FFFFFF" w:themeColor="background1"/>
+        <w:color w:val="000000"/>
       </w:rPr>
       <w:tblPr/>
       <w:tcPr>
@@ -7998,7 +7999,7 @@
       <w:rPr>
         <w:b/>
         <w:bCs/>
-        <w:color w:val="FFFFFF" w:themeColor="background1"/>
+        <w:color w:val="000000"/>
       </w:rPr>
       <w:tblPr/>
       <w:tcPr>
@@ -8104,7 +8105,7 @@
       <w:rPr>
         <w:b/>
         <w:bCs/>
-        <w:color w:val="FFFFFF" w:themeColor="background1"/>
+        <w:color w:val="000000"/>
       </w:rPr>
       <w:tblPr/>
       <w:tcPr>
@@ -8210,7 +8211,7 @@
       <w:rPr>
         <w:b/>
         <w:bCs/>
-        <w:color w:val="FFFFFF" w:themeColor="background1"/>
+        <w:color w:val="000000"/>
       </w:rPr>
       <w:tblPr/>
       <w:tcPr>
@@ -8316,7 +8317,7 @@
       <w:rPr>
         <w:b/>
         <w:bCs/>
-        <w:color w:val="FFFFFF" w:themeColor="background1"/>
+        <w:color w:val="000000"/>
       </w:rPr>
       <w:tblPr/>
       <w:tcPr>
@@ -8422,7 +8423,7 @@
       <w:rPr>
         <w:b/>
         <w:bCs/>
-        <w:color w:val="FFFFFF" w:themeColor="background1"/>
+        <w:color w:val="000000"/>
       </w:rPr>
       <w:tblPr/>
       <w:tcPr>
@@ -8525,7 +8526,7 @@
       <w:rPr>
         <w:b/>
         <w:bCs/>
-        <w:color w:val="FFFFFF" w:themeColor="background1"/>
+        <w:color w:val="000000"/>
       </w:rPr>
       <w:tblPr/>
       <w:tcPr>
@@ -8545,7 +8546,7 @@
         <w:spacing w:before="0" w:after="0" w:line="240" w:lineRule="auto"/>
       </w:pPr>
       <w:rPr>
-        <w:color w:val="auto"/>
+        <w:color w:val="000000"/>
       </w:rPr>
       <w:tblPr/>
       <w:tcPr>
@@ -8564,7 +8565,7 @@
       <w:rPr>
         <w:b/>
         <w:bCs/>
-        <w:color w:val="FFFFFF" w:themeColor="background1"/>
+        <w:color w:val="000000"/>
       </w:rPr>
       <w:tblPr/>
       <w:tcPr>
@@ -8583,7 +8584,7 @@
       <w:rPr>
         <w:b/>
         <w:bCs/>
-        <w:color w:val="FFFFFF" w:themeColor="background1"/>
+        <w:color w:val="000000"/>
       </w:rPr>
       <w:tblPr/>
       <w:tcPr>
@@ -8629,7 +8630,7 @@
     </w:tblStylePr>
     <w:tblStylePr w:type="nwCell">
       <w:rPr>
-        <w:color w:val="FFFFFF" w:themeColor="background1"/>
+        <w:color w:val="000000"/>
       </w:rPr>
       <w:tblPr/>
       <w:tcPr>
@@ -8674,7 +8675,7 @@
       <w:rPr>
         <w:b/>
         <w:bCs/>
-        <w:color w:val="FFFFFF" w:themeColor="background1"/>
+        <w:color w:val="000000"/>
       </w:rPr>
       <w:tblPr/>
       <w:tcPr>
@@ -8694,7 +8695,7 @@
         <w:spacing w:before="0" w:after="0" w:line="240" w:lineRule="auto"/>
       </w:pPr>
       <w:rPr>
-        <w:color w:val="auto"/>
+        <w:color w:val="000000"/>
       </w:rPr>
       <w:tblPr/>
       <w:tcPr>
@@ -8713,7 +8714,7 @@
       <w:rPr>
         <w:b/>
         <w:bCs/>
-        <w:color w:val="FFFFFF" w:themeColor="background1"/>
+        <w:color w:val="000000"/>
       </w:rPr>
       <w:tblPr/>
       <w:tcPr>
@@ -8732,7 +8733,7 @@
       <w:rPr>
         <w:b/>
         <w:bCs/>
-        <w:color w:val="FFFFFF" w:themeColor="background1"/>
+        <w:color w:val="000000"/>
       </w:rPr>
       <w:tblPr/>
       <w:tcPr>
@@ -8778,7 +8779,7 @@
     </w:tblStylePr>
     <w:tblStylePr w:type="nwCell">
       <w:rPr>
-        <w:color w:val="FFFFFF" w:themeColor="background1"/>
+        <w:color w:val="000000"/>
       </w:rPr>
       <w:tblPr/>
       <w:tcPr>
@@ -8823,7 +8824,7 @@
       <w:rPr>
         <w:b/>
         <w:bCs/>
-        <w:color w:val="FFFFFF" w:themeColor="background1"/>
+        <w:color w:val="000000"/>
       </w:rPr>
       <w:tblPr/>
       <w:tcPr>
@@ -8843,7 +8844,7 @@
         <w:spacing w:before="0" w:after="0" w:line="240" w:lineRule="auto"/>
       </w:pPr>
       <w:rPr>
-        <w:color w:val="auto"/>
+        <w:color w:val="000000"/>
       </w:rPr>
       <w:tblPr/>
       <w:tcPr>
@@ -8862,7 +8863,7 @@
       <w:rPr>
         <w:b/>
         <w:bCs/>
-        <w:color w:val="FFFFFF" w:themeColor="background1"/>
+        <w:color w:val="000000"/>
       </w:rPr>
       <w:tblPr/>
       <w:tcPr>
@@ -8881,7 +8882,7 @@
       <w:rPr>
         <w:b/>
         <w:bCs/>
-        <w:color w:val="FFFFFF" w:themeColor="background1"/>
+        <w:color w:val="000000"/>
       </w:rPr>
       <w:tblPr/>
       <w:tcPr>
@@ -8927,7 +8928,7 @@
     </w:tblStylePr>
     <w:tblStylePr w:type="nwCell">
       <w:rPr>
-        <w:color w:val="FFFFFF" w:themeColor="background1"/>
+        <w:color w:val="000000"/>
       </w:rPr>
       <w:tblPr/>
       <w:tcPr>
@@ -8972,7 +8973,7 @@
       <w:rPr>
         <w:b/>
         <w:bCs/>
-        <w:color w:val="FFFFFF" w:themeColor="background1"/>
+        <w:color w:val="000000"/>
       </w:rPr>
       <w:tblPr/>
       <w:tcPr>
@@ -8992,7 +8993,7 @@
         <w:spacing w:before="0" w:after="0" w:line="240" w:lineRule="auto"/>
       </w:pPr>
       <w:rPr>
-        <w:color w:val="auto"/>
+        <w:color w:val="000000"/>
       </w:rPr>
       <w:tblPr/>
       <w:tcPr>
@@ -9011,7 +9012,7 @@
       <w:rPr>
         <w:b/>
         <w:bCs/>
-        <w:color w:val="FFFFFF" w:themeColor="background1"/>
+        <w:color w:val="000000"/>
       </w:rPr>
       <w:tblPr/>
       <w:tcPr>
@@ -9030,7 +9031,7 @@
       <w:rPr>
         <w:b/>
         <w:bCs/>
-        <w:color w:val="FFFFFF" w:themeColor="background1"/>
+        <w:color w:val="000000"/>
       </w:rPr>
       <w:tblPr/>
       <w:tcPr>
@@ -9076,7 +9077,7 @@
     </w:tblStylePr>
     <w:tblStylePr w:type="nwCell">
       <w:rPr>
-        <w:color w:val="FFFFFF" w:themeColor="background1"/>
+        <w:color w:val="000000"/>
       </w:rPr>
       <w:tblPr/>
       <w:tcPr>
@@ -9121,7 +9122,7 @@
       <w:rPr>
         <w:b/>
         <w:bCs/>
-        <w:color w:val="FFFFFF" w:themeColor="background1"/>
+        <w:color w:val="000000"/>
       </w:rPr>
       <w:tblPr/>
       <w:tcPr>
@@ -9141,7 +9142,7 @@
         <w:spacing w:before="0" w:after="0" w:line="240" w:lineRule="auto"/>
       </w:pPr>
       <w:rPr>
-        <w:color w:val="auto"/>
+        <w:color w:val="000000"/>
       </w:rPr>
       <w:tblPr/>
       <w:tcPr>
@@ -9160,7 +9161,7 @@
       <w:rPr>
         <w:b/>
         <w:bCs/>
-        <w:color w:val="FFFFFF" w:themeColor="background1"/>
+        <w:color w:val="000000"/>
       </w:rPr>
       <w:tblPr/>
       <w:tcPr>
@@ -9179,7 +9180,7 @@
       <w:rPr>
         <w:b/>
         <w:bCs/>
-        <w:color w:val="FFFFFF" w:themeColor="background1"/>
+        <w:color w:val="000000"/>
       </w:rPr>
       <w:tblPr/>
       <w:tcPr>
@@ -9225,7 +9226,7 @@
     </w:tblStylePr>
     <w:tblStylePr w:type="nwCell">
       <w:rPr>
-        <w:color w:val="FFFFFF" w:themeColor="background1"/>
+        <w:color w:val="000000"/>
       </w:rPr>
       <w:tblPr/>
       <w:tcPr>
@@ -9270,7 +9271,7 @@
       <w:rPr>
         <w:b/>
         <w:bCs/>
-        <w:color w:val="FFFFFF" w:themeColor="background1"/>
+        <w:color w:val="000000"/>
       </w:rPr>
       <w:tblPr/>
       <w:tcPr>
@@ -9290,7 +9291,7 @@
         <w:spacing w:before="0" w:after="0" w:line="240" w:lineRule="auto"/>
       </w:pPr>
       <w:rPr>
-        <w:color w:val="auto"/>
+        <w:color w:val="000000"/>
       </w:rPr>
       <w:tblPr/>
       <w:tcPr>
@@ -9309,7 +9310,7 @@
       <w:rPr>
         <w:b/>
         <w:bCs/>
-        <w:color w:val="FFFFFF" w:themeColor="background1"/>
+        <w:color w:val="000000"/>
       </w:rPr>
       <w:tblPr/>
       <w:tcPr>
@@ -9328,7 +9329,7 @@
       <w:rPr>
         <w:b/>
         <w:bCs/>
-        <w:color w:val="FFFFFF" w:themeColor="background1"/>
+        <w:color w:val="000000"/>
       </w:rPr>
       <w:tblPr/>
       <w:tcPr>
@@ -9374,7 +9375,7 @@
     </w:tblStylePr>
     <w:tblStylePr w:type="nwCell">
       <w:rPr>
-        <w:color w:val="FFFFFF" w:themeColor="background1"/>
+        <w:color w:val="000000"/>
       </w:rPr>
       <w:tblPr/>
       <w:tcPr>
@@ -9419,7 +9420,7 @@
       <w:rPr>
         <w:b/>
         <w:bCs/>
-        <w:color w:val="FFFFFF" w:themeColor="background1"/>
+        <w:color w:val="000000"/>
       </w:rPr>
       <w:tblPr/>
       <w:tcPr>
@@ -9439,7 +9440,7 @@
         <w:spacing w:before="0" w:after="0" w:line="240" w:lineRule="auto"/>
       </w:pPr>
       <w:rPr>
-        <w:color w:val="auto"/>
+        <w:color w:val="000000"/>
       </w:rPr>
       <w:tblPr/>
       <w:tcPr>
@@ -9458,7 +9459,7 @@
       <w:rPr>
         <w:b/>
         <w:bCs/>
-        <w:color w:val="FFFFFF" w:themeColor="background1"/>
+        <w:color w:val="000000"/>
       </w:rPr>
       <w:tblPr/>
       <w:tcPr>
@@ -9477,7 +9478,7 @@
       <w:rPr>
         <w:b/>
         <w:bCs/>
-        <w:color w:val="FFFFFF" w:themeColor="background1"/>
+        <w:color w:val="000000"/>
       </w:rPr>
       <w:tblPr/>
       <w:tcPr>
@@ -9523,7 +9524,7 @@
     </w:tblStylePr>
     <w:tblStylePr w:type="nwCell">
       <w:rPr>
-        <w:color w:val="FFFFFF" w:themeColor="background1"/>
+        <w:color w:val="000000"/>
       </w:rPr>
       <w:tblPr/>
       <w:tcPr>
@@ -9547,7 +9548,7 @@
       <w:spacing w:after="0" w:line="240" w:lineRule="auto"/>
     </w:pPr>
     <w:rPr>
-      <w:color w:val="000000" w:themeColor="text1"/>
+      <w:color w:val="000000"/>
     </w:rPr>
     <w:tblPr>
       <w:tblStyleRowBandSize w:val="1"/>
@@ -9580,7 +9581,7 @@
       <w:rPr>
         <w:b/>
         <w:bCs/>
-        <w:color w:val="1F497D" w:themeColor="text2"/>
+        <w:color w:val="000000"/>
       </w:rPr>
       <w:tblPr/>
       <w:tcPr>
@@ -9631,7 +9632,7 @@
       <w:spacing w:after="0" w:line="240" w:lineRule="auto"/>
     </w:pPr>
     <w:rPr>
-      <w:color w:val="000000" w:themeColor="text1"/>
+      <w:color w:val="000000"/>
     </w:rPr>
     <w:tblPr>
       <w:tblStyleRowBandSize w:val="1"/>
@@ -9664,7 +9665,7 @@
       <w:rPr>
         <w:b/>
         <w:bCs/>
-        <w:color w:val="1F497D" w:themeColor="text2"/>
+        <w:color w:val="000000"/>
       </w:rPr>
       <w:tblPr/>
       <w:tcPr>
@@ -9715,7 +9716,7 @@
       <w:spacing w:after="0" w:line="240" w:lineRule="auto"/>
     </w:pPr>
     <w:rPr>
-      <w:color w:val="000000" w:themeColor="text1"/>
+      <w:color w:val="000000"/>
     </w:rPr>
     <w:tblPr>
       <w:tblStyleRowBandSize w:val="1"/>
@@ -9748,7 +9749,7 @@
       <w:rPr>
         <w:b/>
         <w:bCs/>
-        <w:color w:val="1F497D" w:themeColor="text2"/>
+        <w:color w:val="000000"/>
       </w:rPr>
       <w:tblPr/>
       <w:tcPr>
@@ -9799,7 +9800,7 @@
       <w:spacing w:after="0" w:line="240" w:lineRule="auto"/>
     </w:pPr>
     <w:rPr>
-      <w:color w:val="000000" w:themeColor="text1"/>
+      <w:color w:val="000000"/>
     </w:rPr>
     <w:tblPr>
       <w:tblStyleRowBandSize w:val="1"/>
@@ -9832,7 +9833,7 @@
       <w:rPr>
         <w:b/>
         <w:bCs/>
-        <w:color w:val="1F497D" w:themeColor="text2"/>
+        <w:color w:val="000000"/>
       </w:rPr>
       <w:tblPr/>
       <w:tcPr>
@@ -9883,7 +9884,7 @@
       <w:spacing w:after="0" w:line="240" w:lineRule="auto"/>
     </w:pPr>
     <w:rPr>
-      <w:color w:val="000000" w:themeColor="text1"/>
+      <w:color w:val="000000"/>
     </w:rPr>
     <w:tblPr>
       <w:tblStyleRowBandSize w:val="1"/>
@@ -9916,7 +9917,7 @@
       <w:rPr>
         <w:b/>
         <w:bCs/>
-        <w:color w:val="1F497D" w:themeColor="text2"/>
+        <w:color w:val="000000"/>
       </w:rPr>
       <w:tblPr/>
       <w:tcPr>
@@ -9967,7 +9968,7 @@
       <w:spacing w:after="0" w:line="240" w:lineRule="auto"/>
     </w:pPr>
     <w:rPr>
-      <w:color w:val="000000" w:themeColor="text1"/>
+      <w:color w:val="000000"/>
     </w:rPr>
     <w:tblPr>
       <w:tblStyleRowBandSize w:val="1"/>
@@ -10000,7 +10001,7 @@
       <w:rPr>
         <w:b/>
         <w:bCs/>
-        <w:color w:val="1F497D" w:themeColor="text2"/>
+        <w:color w:val="000000"/>
       </w:rPr>
       <w:tblPr/>
       <w:tcPr>
@@ -10051,7 +10052,7 @@
       <w:spacing w:after="0" w:line="240" w:lineRule="auto"/>
     </w:pPr>
     <w:rPr>
-      <w:color w:val="000000" w:themeColor="text1"/>
+      <w:color w:val="000000"/>
     </w:rPr>
     <w:tblPr>
       <w:tblStyleRowBandSize w:val="1"/>
@@ -10084,7 +10085,7 @@
       <w:rPr>
         <w:b/>
         <w:bCs/>
-        <w:color w:val="1F497D" w:themeColor="text2"/>
+        <w:color w:val="000000"/>
       </w:rPr>
       <w:tblPr/>
       <w:tcPr>
@@ -10136,7 +10137,7 @@
     </w:pPr>
     <w:rPr>
       <w:rFonts w:asciiTheme="majorHAnsi" w:eastAsiaTheme="majorEastAsia" w:hAnsiTheme="majorHAnsi" w:cstheme="majorBidi"/>
-      <w:color w:val="000000" w:themeColor="text1"/>
+      <w:color w:val="000000"/>
     </w:rPr>
     <w:tblPr>
       <w:tblStyleRowBandSize w:val="1"/>
@@ -10264,7 +10265,7 @@
     </w:pPr>
     <w:rPr>
       <w:rFonts w:asciiTheme="majorHAnsi" w:eastAsiaTheme="majorEastAsia" w:hAnsiTheme="majorHAnsi" w:cstheme="majorBidi"/>
-      <w:color w:val="000000" w:themeColor="text1"/>
+      <w:color w:val="000000"/>
     </w:rPr>
     <w:tblPr>
       <w:tblStyleRowBandSize w:val="1"/>
@@ -10392,7 +10393,7 @@
     </w:pPr>
     <w:rPr>
       <w:rFonts w:asciiTheme="majorHAnsi" w:eastAsiaTheme="majorEastAsia" w:hAnsiTheme="majorHAnsi" w:cstheme="majorBidi"/>
-      <w:color w:val="000000" w:themeColor="text1"/>
+      <w:color w:val="000000"/>
     </w:rPr>
     <w:tblPr>
       <w:tblStyleRowBandSize w:val="1"/>
@@ -10520,7 +10521,7 @@
     </w:pPr>
     <w:rPr>
       <w:rFonts w:asciiTheme="majorHAnsi" w:eastAsiaTheme="majorEastAsia" w:hAnsiTheme="majorHAnsi" w:cstheme="majorBidi"/>
-      <w:color w:val="000000" w:themeColor="text1"/>
+      <w:color w:val="000000"/>
     </w:rPr>
     <w:tblPr>
       <w:tblStyleRowBandSize w:val="1"/>
@@ -10648,7 +10649,7 @@
     </w:pPr>
     <w:rPr>
       <w:rFonts w:asciiTheme="majorHAnsi" w:eastAsiaTheme="majorEastAsia" w:hAnsiTheme="majorHAnsi" w:cstheme="majorBidi"/>
-      <w:color w:val="000000" w:themeColor="text1"/>
+      <w:color w:val="000000"/>
     </w:rPr>
     <w:tblPr>
       <w:tblStyleRowBandSize w:val="1"/>
@@ -10776,7 +10777,7 @@
     </w:pPr>
     <w:rPr>
       <w:rFonts w:asciiTheme="majorHAnsi" w:eastAsiaTheme="majorEastAsia" w:hAnsiTheme="majorHAnsi" w:cstheme="majorBidi"/>
-      <w:color w:val="000000" w:themeColor="text1"/>
+      <w:color w:val="000000"/>
     </w:rPr>
     <w:tblPr>
       <w:tblStyleRowBandSize w:val="1"/>
@@ -10904,7 +10905,7 @@
     </w:pPr>
     <w:rPr>
       <w:rFonts w:asciiTheme="majorHAnsi" w:eastAsiaTheme="majorEastAsia" w:hAnsiTheme="majorHAnsi" w:cstheme="majorBidi"/>
-      <w:color w:val="000000" w:themeColor="text1"/>
+      <w:color w:val="000000"/>
     </w:rPr>
     <w:tblPr>
       <w:tblStyleRowBandSize w:val="1"/>
@@ -11543,7 +11544,7 @@
     </w:pPr>
     <w:rPr>
       <w:rFonts w:asciiTheme="majorHAnsi" w:eastAsiaTheme="majorEastAsia" w:hAnsiTheme="majorHAnsi" w:cstheme="majorBidi"/>
-      <w:color w:val="000000" w:themeColor="text1"/>
+      <w:color w:val="000000"/>
     </w:rPr>
     <w:tblPr>
       <w:tblStyleRowBandSize w:val="1"/>
@@ -11571,7 +11572,7 @@
       <w:rPr>
         <w:b/>
         <w:bCs/>
-        <w:color w:val="000000" w:themeColor="text1"/>
+        <w:color w:val="000000"/>
       </w:rPr>
       <w:tblPr/>
       <w:tcPr>
@@ -11582,7 +11583,7 @@
       <w:rPr>
         <w:b/>
         <w:bCs/>
-        <w:color w:val="000000" w:themeColor="text1"/>
+        <w:color w:val="000000"/>
       </w:rPr>
       <w:tblPr/>
       <w:tcPr>
@@ -11601,7 +11602,7 @@
       <w:rPr>
         <w:b/>
         <w:bCs/>
-        <w:color w:val="000000" w:themeColor="text1"/>
+        <w:color w:val="000000"/>
       </w:rPr>
       <w:tblPr/>
       <w:tcPr>
@@ -11620,7 +11621,7 @@
       <w:rPr>
         <w:b w:val="0"/>
         <w:bCs w:val="0"/>
-        <w:color w:val="000000" w:themeColor="text1"/>
+        <w:color w:val="000000"/>
       </w:rPr>
       <w:tblPr/>
       <w:tcPr>
@@ -11668,7 +11669,7 @@
     </w:pPr>
     <w:rPr>
       <w:rFonts w:asciiTheme="majorHAnsi" w:eastAsiaTheme="majorEastAsia" w:hAnsiTheme="majorHAnsi" w:cstheme="majorBidi"/>
-      <w:color w:val="000000" w:themeColor="text1"/>
+      <w:color w:val="000000"/>
     </w:rPr>
     <w:tblPr>
       <w:tblStyleRowBandSize w:val="1"/>
@@ -11696,7 +11697,7 @@
       <w:rPr>
         <w:b/>
         <w:bCs/>
-        <w:color w:val="000000" w:themeColor="text1"/>
+        <w:color w:val="000000"/>
       </w:rPr>
       <w:tblPr/>
       <w:tcPr>
@@ -11707,7 +11708,7 @@
       <w:rPr>
         <w:b/>
         <w:bCs/>
-        <w:color w:val="000000" w:themeColor="text1"/>
+        <w:color w:val="000000"/>
       </w:rPr>
       <w:tblPr/>
       <w:tcPr>
@@ -11726,7 +11727,7 @@
       <w:rPr>
         <w:b/>
         <w:bCs/>
-        <w:color w:val="000000" w:themeColor="text1"/>
+        <w:color w:val="000000"/>
       </w:rPr>
       <w:tblPr/>
       <w:tcPr>
@@ -11745,7 +11746,7 @@
       <w:rPr>
         <w:b w:val="0"/>
         <w:bCs w:val="0"/>
-        <w:color w:val="000000" w:themeColor="text1"/>
+        <w:color w:val="000000"/>
       </w:rPr>
       <w:tblPr/>
       <w:tcPr>
@@ -11793,7 +11794,7 @@
     </w:pPr>
     <w:rPr>
       <w:rFonts w:asciiTheme="majorHAnsi" w:eastAsiaTheme="majorEastAsia" w:hAnsiTheme="majorHAnsi" w:cstheme="majorBidi"/>
-      <w:color w:val="000000" w:themeColor="text1"/>
+      <w:color w:val="000000"/>
     </w:rPr>
     <w:tblPr>
       <w:tblStyleRowBandSize w:val="1"/>
@@ -11821,7 +11822,7 @@
       <w:rPr>
         <w:b/>
         <w:bCs/>
-        <w:color w:val="000000" w:themeColor="text1"/>
+        <w:color w:val="000000"/>
       </w:rPr>
       <w:tblPr/>
       <w:tcPr>
@@ -11832,7 +11833,7 @@
       <w:rPr>
         <w:b/>
         <w:bCs/>
-        <w:color w:val="000000" w:themeColor="text1"/>
+        <w:color w:val="000000"/>
       </w:rPr>
       <w:tblPr/>
       <w:tcPr>
@@ -11851,7 +11852,7 @@
       <w:rPr>
         <w:b/>
         <w:bCs/>
-        <w:color w:val="000000" w:themeColor="text1"/>
+        <w:color w:val="000000"/>
       </w:rPr>
       <w:tblPr/>
       <w:tcPr>
@@ -11870,7 +11871,7 @@
       <w:rPr>
         <w:b w:val="0"/>
         <w:bCs w:val="0"/>
-        <w:color w:val="000000" w:themeColor="text1"/>
+        <w:color w:val="000000"/>
       </w:rPr>
       <w:tblPr/>
       <w:tcPr>
@@ -11918,7 +11919,7 @@
     </w:pPr>
     <w:rPr>
       <w:rFonts w:asciiTheme="majorHAnsi" w:eastAsiaTheme="majorEastAsia" w:hAnsiTheme="majorHAnsi" w:cstheme="majorBidi"/>
-      <w:color w:val="000000" w:themeColor="text1"/>
+      <w:color w:val="000000"/>
     </w:rPr>
     <w:tblPr>
       <w:tblStyleRowBandSize w:val="1"/>
@@ -11946,7 +11947,7 @@
       <w:rPr>
         <w:b/>
         <w:bCs/>
-        <w:color w:val="000000" w:themeColor="text1"/>
+        <w:color w:val="000000"/>
       </w:rPr>
       <w:tblPr/>
       <w:tcPr>
@@ -11957,7 +11958,7 @@
       <w:rPr>
         <w:b/>
         <w:bCs/>
-        <w:color w:val="000000" w:themeColor="text1"/>
+        <w:color w:val="000000"/>
       </w:rPr>
       <w:tblPr/>
       <w:tcPr>
@@ -11976,7 +11977,7 @@
       <w:rPr>
         <w:b/>
         <w:bCs/>
-        <w:color w:val="000000" w:themeColor="text1"/>
+        <w:color w:val="000000"/>
       </w:rPr>
       <w:tblPr/>
       <w:tcPr>
@@ -11995,7 +11996,7 @@
       <w:rPr>
         <w:b w:val="0"/>
         <w:bCs w:val="0"/>
-        <w:color w:val="000000" w:themeColor="text1"/>
+        <w:color w:val="000000"/>
       </w:rPr>
       <w:tblPr/>
       <w:tcPr>
@@ -12043,7 +12044,7 @@
     </w:pPr>
     <w:rPr>
       <w:rFonts w:asciiTheme="majorHAnsi" w:eastAsiaTheme="majorEastAsia" w:hAnsiTheme="majorHAnsi" w:cstheme="majorBidi"/>
-      <w:color w:val="000000" w:themeColor="text1"/>
+      <w:color w:val="000000"/>
     </w:rPr>
     <w:tblPr>
       <w:tblStyleRowBandSize w:val="1"/>
@@ -12071,7 +12072,7 @@
       <w:rPr>
         <w:b/>
         <w:bCs/>
-        <w:color w:val="000000" w:themeColor="text1"/>
+        <w:color w:val="000000"/>
       </w:rPr>
       <w:tblPr/>
       <w:tcPr>
@@ -12082,7 +12083,7 @@
       <w:rPr>
         <w:b/>
         <w:bCs/>
-        <w:color w:val="000000" w:themeColor="text1"/>
+        <w:color w:val="000000"/>
       </w:rPr>
       <w:tblPr/>
       <w:tcPr>
@@ -12101,7 +12102,7 @@
       <w:rPr>
         <w:b/>
         <w:bCs/>
-        <w:color w:val="000000" w:themeColor="text1"/>
+        <w:color w:val="000000"/>
       </w:rPr>
       <w:tblPr/>
       <w:tcPr>
@@ -12120,7 +12121,7 @@
       <w:rPr>
         <w:b w:val="0"/>
         <w:bCs w:val="0"/>
-        <w:color w:val="000000" w:themeColor="text1"/>
+        <w:color w:val="000000"/>
       </w:rPr>
       <w:tblPr/>
       <w:tcPr>
@@ -12168,7 +12169,7 @@
     </w:pPr>
     <w:rPr>
       <w:rFonts w:asciiTheme="majorHAnsi" w:eastAsiaTheme="majorEastAsia" w:hAnsiTheme="majorHAnsi" w:cstheme="majorBidi"/>
-      <w:color w:val="000000" w:themeColor="text1"/>
+      <w:color w:val="000000"/>
     </w:rPr>
     <w:tblPr>
       <w:tblStyleRowBandSize w:val="1"/>
@@ -12196,7 +12197,7 @@
       <w:rPr>
         <w:b/>
         <w:bCs/>
-        <w:color w:val="000000" w:themeColor="text1"/>
+        <w:color w:val="000000"/>
       </w:rPr>
       <w:tblPr/>
       <w:tcPr>
@@ -12207,7 +12208,7 @@
       <w:rPr>
         <w:b/>
         <w:bCs/>
-        <w:color w:val="000000" w:themeColor="text1"/>
+        <w:color w:val="000000"/>
       </w:rPr>
       <w:tblPr/>
       <w:tcPr>
@@ -12226,7 +12227,7 @@
       <w:rPr>
         <w:b/>
         <w:bCs/>
-        <w:color w:val="000000" w:themeColor="text1"/>
+        <w:color w:val="000000"/>
       </w:rPr>
       <w:tblPr/>
       <w:tcPr>
@@ -12245,7 +12246,7 @@
       <w:rPr>
         <w:b w:val="0"/>
         <w:bCs w:val="0"/>
-        <w:color w:val="000000" w:themeColor="text1"/>
+        <w:color w:val="000000"/>
       </w:rPr>
       <w:tblPr/>
       <w:tcPr>
@@ -12293,7 +12294,7 @@
     </w:pPr>
     <w:rPr>
       <w:rFonts w:asciiTheme="majorHAnsi" w:eastAsiaTheme="majorEastAsia" w:hAnsiTheme="majorHAnsi" w:cstheme="majorBidi"/>
-      <w:color w:val="000000" w:themeColor="text1"/>
+      <w:color w:val="000000"/>
     </w:rPr>
     <w:tblPr>
       <w:tblStyleRowBandSize w:val="1"/>
@@ -12321,7 +12322,7 @@
       <w:rPr>
         <w:b/>
         <w:bCs/>
-        <w:color w:val="000000" w:themeColor="text1"/>
+        <w:color w:val="000000"/>
       </w:rPr>
       <w:tblPr/>
       <w:tcPr>
@@ -12332,7 +12333,7 @@
       <w:rPr>
         <w:b/>
         <w:bCs/>
-        <w:color w:val="000000" w:themeColor="text1"/>
+        <w:color w:val="000000"/>
       </w:rPr>
       <w:tblPr/>
       <w:tcPr>
@@ -12351,7 +12352,7 @@
       <w:rPr>
         <w:b/>
         <w:bCs/>
-        <w:color w:val="000000" w:themeColor="text1"/>
+        <w:color w:val="000000"/>
       </w:rPr>
       <w:tblPr/>
       <w:tcPr>
@@ -12370,7 +12371,7 @@
       <w:rPr>
         <w:b w:val="0"/>
         <w:bCs w:val="0"/>
-        <w:color w:val="000000" w:themeColor="text1"/>
+        <w:color w:val="000000"/>
       </w:rPr>
       <w:tblPr/>
       <w:tcPr>
@@ -12444,7 +12445,7 @@
         <w:bCs/>
         <w:i w:val="0"/>
         <w:iCs w:val="0"/>
-        <w:color w:val="FFFFFF" w:themeColor="background1"/>
+        <w:color w:val="000000"/>
       </w:rPr>
       <w:tblPr/>
       <w:tcPr>
@@ -12465,7 +12466,7 @@
         <w:bCs/>
         <w:i w:val="0"/>
         <w:iCs w:val="0"/>
-        <w:color w:val="FFFFFF" w:themeColor="background1"/>
+        <w:color w:val="000000"/>
       </w:rPr>
       <w:tblPr/>
       <w:tcPr>
@@ -12486,7 +12487,7 @@
         <w:bCs/>
         <w:i w:val="0"/>
         <w:iCs w:val="0"/>
-        <w:color w:val="FFFFFF" w:themeColor="background1"/>
+        <w:color w:val="000000"/>
       </w:rPr>
       <w:tblPr/>
       <w:tcPr>
@@ -12505,7 +12506,7 @@
         <w:bCs/>
         <w:i w:val="0"/>
         <w:iCs w:val="0"/>
-        <w:color w:val="FFFFFF" w:themeColor="background1"/>
+        <w:color w:val="000000"/>
       </w:rPr>
       <w:tblPr/>
       <w:tcPr>
@@ -12585,7 +12586,7 @@
         <w:bCs/>
         <w:i w:val="0"/>
         <w:iCs w:val="0"/>
-        <w:color w:val="FFFFFF" w:themeColor="background1"/>
+        <w:color w:val="000000"/>
       </w:rPr>
       <w:tblPr/>
       <w:tcPr>
@@ -12606,7 +12607,7 @@
         <w:bCs/>
         <w:i w:val="0"/>
         <w:iCs w:val="0"/>
-        <w:color w:val="FFFFFF" w:themeColor="background1"/>
+        <w:color w:val="000000"/>
       </w:rPr>
       <w:tblPr/>
       <w:tcPr>
@@ -12627,7 +12628,7 @@
         <w:bCs/>
         <w:i w:val="0"/>
         <w:iCs w:val="0"/>
-        <w:color w:val="FFFFFF" w:themeColor="background1"/>
+        <w:color w:val="000000"/>
       </w:rPr>
       <w:tblPr/>
       <w:tcPr>
@@ -12646,7 +12647,7 @@
         <w:bCs/>
         <w:i w:val="0"/>
         <w:iCs w:val="0"/>
-        <w:color w:val="FFFFFF" w:themeColor="background1"/>
+        <w:color w:val="000000"/>
       </w:rPr>
       <w:tblPr/>
       <w:tcPr>
@@ -12726,7 +12727,7 @@
         <w:bCs/>
         <w:i w:val="0"/>
         <w:iCs w:val="0"/>
-        <w:color w:val="FFFFFF" w:themeColor="background1"/>
+        <w:color w:val="000000"/>
       </w:rPr>
       <w:tblPr/>
       <w:tcPr>
@@ -12747,7 +12748,7 @@
         <w:bCs/>
         <w:i w:val="0"/>
         <w:iCs w:val="0"/>
-        <w:color w:val="FFFFFF" w:themeColor="background1"/>
+        <w:color w:val="000000"/>
       </w:rPr>
       <w:tblPr/>
       <w:tcPr>
@@ -12768,7 +12769,7 @@
         <w:bCs/>
         <w:i w:val="0"/>
         <w:iCs w:val="0"/>
-        <w:color w:val="FFFFFF" w:themeColor="background1"/>
+        <w:color w:val="000000"/>
       </w:rPr>
       <w:tblPr/>
       <w:tcPr>
@@ -12787,7 +12788,7 @@
         <w:bCs/>
         <w:i w:val="0"/>
         <w:iCs w:val="0"/>
-        <w:color w:val="FFFFFF" w:themeColor="background1"/>
+        <w:color w:val="000000"/>
       </w:rPr>
       <w:tblPr/>
       <w:tcPr>
@@ -12867,7 +12868,7 @@
         <w:bCs/>
         <w:i w:val="0"/>
         <w:iCs w:val="0"/>
-        <w:color w:val="FFFFFF" w:themeColor="background1"/>
+        <w:color w:val="000000"/>
       </w:rPr>
       <w:tblPr/>
       <w:tcPr>
@@ -12888,7 +12889,7 @@
         <w:bCs/>
         <w:i w:val="0"/>
         <w:iCs w:val="0"/>
-        <w:color w:val="FFFFFF" w:themeColor="background1"/>
+        <w:color w:val="000000"/>
       </w:rPr>
       <w:tblPr/>
       <w:tcPr>
@@ -12909,7 +12910,7 @@
         <w:bCs/>
         <w:i w:val="0"/>
         <w:iCs w:val="0"/>
-        <w:color w:val="FFFFFF" w:themeColor="background1"/>
+        <w:color w:val="000000"/>
       </w:rPr>
       <w:tblPr/>
       <w:tcPr>
@@ -12928,7 +12929,7 @@
         <w:bCs/>
         <w:i w:val="0"/>
         <w:iCs w:val="0"/>
-        <w:color w:val="FFFFFF" w:themeColor="background1"/>
+        <w:color w:val="000000"/>
       </w:rPr>
       <w:tblPr/>
       <w:tcPr>
@@ -13008,7 +13009,7 @@
         <w:bCs/>
         <w:i w:val="0"/>
         <w:iCs w:val="0"/>
-        <w:color w:val="FFFFFF" w:themeColor="background1"/>
+        <w:color w:val="000000"/>
       </w:rPr>
       <w:tblPr/>
       <w:tcPr>
@@ -13029,7 +13030,7 @@
         <w:bCs/>
         <w:i w:val="0"/>
         <w:iCs w:val="0"/>
-        <w:color w:val="FFFFFF" w:themeColor="background1"/>
+        <w:color w:val="000000"/>
       </w:rPr>
       <w:tblPr/>
       <w:tcPr>
@@ -13050,7 +13051,7 @@
         <w:bCs/>
         <w:i w:val="0"/>
         <w:iCs w:val="0"/>
-        <w:color w:val="FFFFFF" w:themeColor="background1"/>
+        <w:color w:val="000000"/>
       </w:rPr>
       <w:tblPr/>
       <w:tcPr>
@@ -13069,7 +13070,7 @@
         <w:bCs/>
         <w:i w:val="0"/>
         <w:iCs w:val="0"/>
-        <w:color w:val="FFFFFF" w:themeColor="background1"/>
+        <w:color w:val="000000"/>
       </w:rPr>
       <w:tblPr/>
       <w:tcPr>
@@ -13149,7 +13150,7 @@
         <w:bCs/>
         <w:i w:val="0"/>
         <w:iCs w:val="0"/>
-        <w:color w:val="FFFFFF" w:themeColor="background1"/>
+        <w:color w:val="000000"/>
       </w:rPr>
       <w:tblPr/>
       <w:tcPr>
@@ -13170,7 +13171,7 @@
         <w:bCs/>
         <w:i w:val="0"/>
         <w:iCs w:val="0"/>
-        <w:color w:val="FFFFFF" w:themeColor="background1"/>
+        <w:color w:val="000000"/>
       </w:rPr>
       <w:tblPr/>
       <w:tcPr>
@@ -13191,7 +13192,7 @@
         <w:bCs/>
         <w:i w:val="0"/>
         <w:iCs w:val="0"/>
-        <w:color w:val="FFFFFF" w:themeColor="background1"/>
+        <w:color w:val="000000"/>
       </w:rPr>
       <w:tblPr/>
       <w:tcPr>
@@ -13210,7 +13211,7 @@
         <w:bCs/>
         <w:i w:val="0"/>
         <w:iCs w:val="0"/>
-        <w:color w:val="FFFFFF" w:themeColor="background1"/>
+        <w:color w:val="000000"/>
       </w:rPr>
       <w:tblPr/>
       <w:tcPr>
@@ -13290,7 +13291,7 @@
         <w:bCs/>
         <w:i w:val="0"/>
         <w:iCs w:val="0"/>
-        <w:color w:val="FFFFFF" w:themeColor="background1"/>
+        <w:color w:val="000000"/>
       </w:rPr>
       <w:tblPr/>
       <w:tcPr>
@@ -13311,7 +13312,7 @@
         <w:bCs/>
         <w:i w:val="0"/>
         <w:iCs w:val="0"/>
-        <w:color w:val="FFFFFF" w:themeColor="background1"/>
+        <w:color w:val="000000"/>
       </w:rPr>
       <w:tblPr/>
       <w:tcPr>
@@ -13332,7 +13333,7 @@
         <w:bCs/>
         <w:i w:val="0"/>
         <w:iCs w:val="0"/>
-        <w:color w:val="FFFFFF" w:themeColor="background1"/>
+        <w:color w:val="000000"/>
       </w:rPr>
       <w:tblPr/>
       <w:tcPr>
@@ -13351,7 +13352,7 @@
         <w:bCs/>
         <w:i w:val="0"/>
         <w:iCs w:val="0"/>
-        <w:color w:val="FFFFFF" w:themeColor="background1"/>
+        <w:color w:val="000000"/>
       </w:rPr>
       <w:tblPr/>
       <w:tcPr>
@@ -13404,7 +13405,7 @@
       <w:spacing w:after="0" w:line="240" w:lineRule="auto"/>
     </w:pPr>
     <w:rPr>
-      <w:color w:val="FFFFFF" w:themeColor="background1"/>
+      <w:color w:val="000000"/>
     </w:rPr>
     <w:tblPr>
       <w:tblStyleRowBandSize w:val="1"/>
@@ -13518,7 +13519,7 @@
       <w:spacing w:after="0" w:line="240" w:lineRule="auto"/>
     </w:pPr>
     <w:rPr>
-      <w:color w:val="FFFFFF" w:themeColor="background1"/>
+      <w:color w:val="000000"/>
     </w:rPr>
     <w:tblPr>
       <w:tblStyleRowBandSize w:val="1"/>
@@ -13632,7 +13633,7 @@
       <w:spacing w:after="0" w:line="240" w:lineRule="auto"/>
     </w:pPr>
     <w:rPr>
-      <w:color w:val="FFFFFF" w:themeColor="background1"/>
+      <w:color w:val="000000"/>
     </w:rPr>
     <w:tblPr>
       <w:tblStyleRowBandSize w:val="1"/>
@@ -13746,7 +13747,7 @@
       <w:spacing w:after="0" w:line="240" w:lineRule="auto"/>
     </w:pPr>
     <w:rPr>
-      <w:color w:val="FFFFFF" w:themeColor="background1"/>
+      <w:color w:val="000000"/>
     </w:rPr>
     <w:tblPr>
       <w:tblStyleRowBandSize w:val="1"/>
@@ -13860,7 +13861,7 @@
       <w:spacing w:after="0" w:line="240" w:lineRule="auto"/>
     </w:pPr>
     <w:rPr>
-      <w:color w:val="FFFFFF" w:themeColor="background1"/>
+      <w:color w:val="000000"/>
     </w:rPr>
     <w:tblPr>
       <w:tblStyleRowBandSize w:val="1"/>
@@ -13974,7 +13975,7 @@
       <w:spacing w:after="0" w:line="240" w:lineRule="auto"/>
     </w:pPr>
     <w:rPr>
-      <w:color w:val="FFFFFF" w:themeColor="background1"/>
+      <w:color w:val="000000"/>
     </w:rPr>
     <w:tblPr>
       <w:tblStyleRowBandSize w:val="1"/>
@@ -14088,7 +14089,7 @@
       <w:spacing w:after="0" w:line="240" w:lineRule="auto"/>
     </w:pPr>
     <w:rPr>
-      <w:color w:val="FFFFFF" w:themeColor="background1"/>
+      <w:color w:val="000000"/>
     </w:rPr>
     <w:tblPr>
       <w:tblStyleRowBandSize w:val="1"/>
@@ -14202,7 +14203,7 @@
       <w:spacing w:after="0" w:line="240" w:lineRule="auto"/>
     </w:pPr>
     <w:rPr>
-      <w:color w:val="000000" w:themeColor="text1"/>
+      <w:color w:val="000000"/>
     </w:rPr>
     <w:tblPr>
       <w:tblStyleRowBandSize w:val="1"/>
@@ -14248,7 +14249,7 @@
       <w:rPr>
         <w:b/>
         <w:bCs/>
-        <w:color w:val="FFFFFF" w:themeColor="background1"/>
+        <w:color w:val="000000"/>
       </w:rPr>
       <w:tblPr/>
       <w:tcPr>
@@ -14260,7 +14261,7 @@
     </w:tblStylePr>
     <w:tblStylePr w:type="firstCol">
       <w:rPr>
-        <w:color w:val="FFFFFF" w:themeColor="background1"/>
+        <w:color w:val="000000"/>
       </w:rPr>
       <w:tblPr/>
       <w:tcPr>
@@ -14277,7 +14278,7 @@
     </w:tblStylePr>
     <w:tblStylePr w:type="lastCol">
       <w:rPr>
-        <w:color w:val="FFFFFF" w:themeColor="background1"/>
+        <w:color w:val="000000"/>
       </w:rPr>
       <w:tblPr/>
       <w:tcPr>
@@ -14306,12 +14307,12 @@
     </w:tblStylePr>
     <w:tblStylePr w:type="neCell">
       <w:rPr>
-        <w:color w:val="000000" w:themeColor="text1"/>
+        <w:color w:val="000000"/>
       </w:rPr>
     </w:tblStylePr>
     <w:tblStylePr w:type="nwCell">
       <w:rPr>
-        <w:color w:val="000000" w:themeColor="text1"/>
+        <w:color w:val="000000"/>
       </w:rPr>
     </w:tblStylePr>
   </w:style>
@@ -14324,7 +14325,7 @@
       <w:spacing w:after="0" w:line="240" w:lineRule="auto"/>
     </w:pPr>
     <w:rPr>
-      <w:color w:val="000000" w:themeColor="text1"/>
+      <w:color w:val="000000"/>
     </w:rPr>
     <w:tblPr>
       <w:tblStyleRowBandSize w:val="1"/>
@@ -14370,7 +14371,7 @@
       <w:rPr>
         <w:b/>
         <w:bCs/>
-        <w:color w:val="FFFFFF" w:themeColor="background1"/>
+        <w:color w:val="000000"/>
       </w:rPr>
       <w:tblPr/>
       <w:tcPr>
@@ -14382,7 +14383,7 @@
     </w:tblStylePr>
     <w:tblStylePr w:type="firstCol">
       <w:rPr>
-        <w:color w:val="FFFFFF" w:themeColor="background1"/>
+        <w:color w:val="000000"/>
       </w:rPr>
       <w:tblPr/>
       <w:tcPr>
@@ -14399,7 +14400,7 @@
     </w:tblStylePr>
     <w:tblStylePr w:type="lastCol">
       <w:rPr>
-        <w:color w:val="FFFFFF" w:themeColor="background1"/>
+        <w:color w:val="000000"/>
       </w:rPr>
       <w:tblPr/>
       <w:tcPr>
@@ -14428,12 +14429,12 @@
     </w:tblStylePr>
     <w:tblStylePr w:type="neCell">
       <w:rPr>
-        <w:color w:val="000000" w:themeColor="text1"/>
+        <w:color w:val="000000"/>
       </w:rPr>
     </w:tblStylePr>
     <w:tblStylePr w:type="nwCell">
       <w:rPr>
-        <w:color w:val="000000" w:themeColor="text1"/>
+        <w:color w:val="000000"/>
       </w:rPr>
     </w:tblStylePr>
   </w:style>
@@ -14446,7 +14447,7 @@
       <w:spacing w:after="0" w:line="240" w:lineRule="auto"/>
     </w:pPr>
     <w:rPr>
-      <w:color w:val="000000" w:themeColor="text1"/>
+      <w:color w:val="000000"/>
     </w:rPr>
     <w:tblPr>
       <w:tblStyleRowBandSize w:val="1"/>
@@ -14492,7 +14493,7 @@
       <w:rPr>
         <w:b/>
         <w:bCs/>
-        <w:color w:val="FFFFFF" w:themeColor="background1"/>
+        <w:color w:val="000000"/>
       </w:rPr>
       <w:tblPr/>
       <w:tcPr>
@@ -14504,7 +14505,7 @@
     </w:tblStylePr>
     <w:tblStylePr w:type="firstCol">
       <w:rPr>
-        <w:color w:val="FFFFFF" w:themeColor="background1"/>
+        <w:color w:val="000000"/>
       </w:rPr>
       <w:tblPr/>
       <w:tcPr>
@@ -14521,7 +14522,7 @@
     </w:tblStylePr>
     <w:tblStylePr w:type="lastCol">
       <w:rPr>
-        <w:color w:val="FFFFFF" w:themeColor="background1"/>
+        <w:color w:val="000000"/>
       </w:rPr>
       <w:tblPr/>
       <w:tcPr>
@@ -14550,12 +14551,12 @@
     </w:tblStylePr>
     <w:tblStylePr w:type="neCell">
       <w:rPr>
-        <w:color w:val="000000" w:themeColor="text1"/>
+        <w:color w:val="000000"/>
       </w:rPr>
     </w:tblStylePr>
     <w:tblStylePr w:type="nwCell">
       <w:rPr>
-        <w:color w:val="000000" w:themeColor="text1"/>
+        <w:color w:val="000000"/>
       </w:rPr>
     </w:tblStylePr>
   </w:style>
@@ -14568,7 +14569,7 @@
       <w:spacing w:after="0" w:line="240" w:lineRule="auto"/>
     </w:pPr>
     <w:rPr>
-      <w:color w:val="000000" w:themeColor="text1"/>
+      <w:color w:val="000000"/>
     </w:rPr>
     <w:tblPr>
       <w:tblStyleRowBandSize w:val="1"/>
@@ -14614,7 +14615,7 @@
       <w:rPr>
         <w:b/>
         <w:bCs/>
-        <w:color w:val="FFFFFF" w:themeColor="background1"/>
+        <w:color w:val="000000"/>
       </w:rPr>
       <w:tblPr/>
       <w:tcPr>
@@ -14626,7 +14627,7 @@
     </w:tblStylePr>
     <w:tblStylePr w:type="firstCol">
       <w:rPr>
-        <w:color w:val="FFFFFF" w:themeColor="background1"/>
+        <w:color w:val="000000"/>
       </w:rPr>
       <w:tblPr/>
       <w:tcPr>
@@ -14643,7 +14644,7 @@
     </w:tblStylePr>
     <w:tblStylePr w:type="lastCol">
       <w:rPr>
-        <w:color w:val="FFFFFF" w:themeColor="background1"/>
+        <w:color w:val="000000"/>
       </w:rPr>
       <w:tblPr/>
       <w:tcPr>
@@ -14680,7 +14681,7 @@
       <w:spacing w:after="0" w:line="240" w:lineRule="auto"/>
     </w:pPr>
     <w:rPr>
-      <w:color w:val="000000" w:themeColor="text1"/>
+      <w:color w:val="000000"/>
     </w:rPr>
     <w:tblPr>
       <w:tblStyleRowBandSize w:val="1"/>
@@ -14726,7 +14727,7 @@
       <w:rPr>
         <w:b/>
         <w:bCs/>
-        <w:color w:val="FFFFFF" w:themeColor="background1"/>
+        <w:color w:val="000000"/>
       </w:rPr>
       <w:tblPr/>
       <w:tcPr>
@@ -14738,7 +14739,7 @@
     </w:tblStylePr>
     <w:tblStylePr w:type="firstCol">
       <w:rPr>
-        <w:color w:val="FFFFFF" w:themeColor="background1"/>
+        <w:color w:val="000000"/>
       </w:rPr>
       <w:tblPr/>
       <w:tcPr>
@@ -14755,7 +14756,7 @@
     </w:tblStylePr>
     <w:tblStylePr w:type="lastCol">
       <w:rPr>
-        <w:color w:val="FFFFFF" w:themeColor="background1"/>
+        <w:color w:val="000000"/>
       </w:rPr>
       <w:tblPr/>
       <w:tcPr>
@@ -14784,12 +14785,12 @@
     </w:tblStylePr>
     <w:tblStylePr w:type="neCell">
       <w:rPr>
-        <w:color w:val="000000" w:themeColor="text1"/>
+        <w:color w:val="000000"/>
       </w:rPr>
     </w:tblStylePr>
     <w:tblStylePr w:type="nwCell">
       <w:rPr>
-        <w:color w:val="000000" w:themeColor="text1"/>
+        <w:color w:val="000000"/>
       </w:rPr>
     </w:tblStylePr>
   </w:style>
@@ -14802,7 +14803,7 @@
       <w:spacing w:after="0" w:line="240" w:lineRule="auto"/>
     </w:pPr>
     <w:rPr>
-      <w:color w:val="000000" w:themeColor="text1"/>
+      <w:color w:val="000000"/>
     </w:rPr>
     <w:tblPr>
       <w:tblStyleRowBandSize w:val="1"/>
@@ -14848,7 +14849,7 @@
       <w:rPr>
         <w:b/>
         <w:bCs/>
-        <w:color w:val="FFFFFF" w:themeColor="background1"/>
+        <w:color w:val="000000"/>
       </w:rPr>
       <w:tblPr/>
       <w:tcPr>
@@ -14860,7 +14861,7 @@
     </w:tblStylePr>
     <w:tblStylePr w:type="firstCol">
       <w:rPr>
-        <w:color w:val="FFFFFF" w:themeColor="background1"/>
+        <w:color w:val="000000"/>
       </w:rPr>
       <w:tblPr/>
       <w:tcPr>
@@ -14877,7 +14878,7 @@
     </w:tblStylePr>
     <w:tblStylePr w:type="lastCol">
       <w:rPr>
-        <w:color w:val="FFFFFF" w:themeColor="background1"/>
+        <w:color w:val="000000"/>
       </w:rPr>
       <w:tblPr/>
       <w:tcPr>
@@ -14906,12 +14907,12 @@
     </w:tblStylePr>
     <w:tblStylePr w:type="neCell">
       <w:rPr>
-        <w:color w:val="000000" w:themeColor="text1"/>
+        <w:color w:val="000000"/>
       </w:rPr>
     </w:tblStylePr>
     <w:tblStylePr w:type="nwCell">
       <w:rPr>
-        <w:color w:val="000000" w:themeColor="text1"/>
+        <w:color w:val="000000"/>
       </w:rPr>
     </w:tblStylePr>
   </w:style>
@@ -14924,7 +14925,7 @@
       <w:spacing w:after="0" w:line="240" w:lineRule="auto"/>
     </w:pPr>
     <w:rPr>
-      <w:color w:val="000000" w:themeColor="text1"/>
+      <w:color w:val="000000"/>
     </w:rPr>
     <w:tblPr>
       <w:tblStyleRowBandSize w:val="1"/>
@@ -14970,7 +14971,7 @@
       <w:rPr>
         <w:b/>
         <w:bCs/>
-        <w:color w:val="FFFFFF" w:themeColor="background1"/>
+        <w:color w:val="000000"/>
       </w:rPr>
       <w:tblPr/>
       <w:tcPr>
@@ -14982,7 +14983,7 @@
     </w:tblStylePr>
     <w:tblStylePr w:type="firstCol">
       <w:rPr>
-        <w:color w:val="FFFFFF" w:themeColor="background1"/>
+        <w:color w:val="000000"/>
       </w:rPr>
       <w:tblPr/>
       <w:tcPr>
@@ -14999,7 +15000,7 @@
     </w:tblStylePr>
     <w:tblStylePr w:type="lastCol">
       <w:rPr>
-        <w:color w:val="FFFFFF" w:themeColor="background1"/>
+        <w:color w:val="000000"/>
       </w:rPr>
       <w:tblPr/>
       <w:tcPr>
@@ -15028,12 +15029,12 @@
     </w:tblStylePr>
     <w:tblStylePr w:type="neCell">
       <w:rPr>
-        <w:color w:val="000000" w:themeColor="text1"/>
+        <w:color w:val="000000"/>
       </w:rPr>
     </w:tblStylePr>
     <w:tblStylePr w:type="nwCell">
       <w:rPr>
-        <w:color w:val="000000" w:themeColor="text1"/>
+        <w:color w:val="000000"/>
       </w:rPr>
     </w:tblStylePr>
   </w:style>
@@ -15046,7 +15047,7 @@
       <w:spacing w:after="0" w:line="240" w:lineRule="auto"/>
     </w:pPr>
     <w:rPr>
-      <w:color w:val="000000" w:themeColor="text1"/>
+      <w:color w:val="000000"/>
     </w:rPr>
     <w:tblPr>
       <w:tblStyleRowBandSize w:val="1"/>
@@ -15066,7 +15067,7 @@
       <w:rPr>
         <w:b/>
         <w:bCs/>
-        <w:color w:val="FFFFFF" w:themeColor="background1"/>
+        <w:color w:val="000000"/>
       </w:rPr>
       <w:tblPr/>
       <w:tcPr>
@@ -15080,7 +15081,7 @@
       <w:rPr>
         <w:b/>
         <w:bCs/>
-        <w:color w:val="9E3A38" w:themeColor="accent2" w:themeShade="CC"/>
+        <w:color w:val="000000"/>
       </w:rPr>
       <w:tblPr/>
       <w:tcPr>
@@ -15132,7 +15133,7 @@
       <w:spacing w:after="0" w:line="240" w:lineRule="auto"/>
     </w:pPr>
     <w:rPr>
-      <w:color w:val="000000" w:themeColor="text1"/>
+      <w:color w:val="000000"/>
     </w:rPr>
     <w:tblPr>
       <w:tblStyleRowBandSize w:val="1"/>
@@ -15152,7 +15153,7 @@
       <w:rPr>
         <w:b/>
         <w:bCs/>
-        <w:color w:val="FFFFFF" w:themeColor="background1"/>
+        <w:color w:val="000000"/>
       </w:rPr>
       <w:tblPr/>
       <w:tcPr>
@@ -15166,7 +15167,7 @@
       <w:rPr>
         <w:b/>
         <w:bCs/>
-        <w:color w:val="9E3A38" w:themeColor="accent2" w:themeShade="CC"/>
+        <w:color w:val="000000"/>
       </w:rPr>
       <w:tblPr/>
       <w:tcPr>
@@ -15218,7 +15219,7 @@
       <w:spacing w:after="0" w:line="240" w:lineRule="auto"/>
     </w:pPr>
     <w:rPr>
-      <w:color w:val="000000" w:themeColor="text1"/>
+      <w:color w:val="000000"/>
     </w:rPr>
     <w:tblPr>
       <w:tblStyleRowBandSize w:val="1"/>
@@ -15238,7 +15239,7 @@
       <w:rPr>
         <w:b/>
         <w:bCs/>
-        <w:color w:val="FFFFFF" w:themeColor="background1"/>
+        <w:color w:val="000000"/>
       </w:rPr>
       <w:tblPr/>
       <w:tcPr>
@@ -15252,7 +15253,7 @@
       <w:rPr>
         <w:b/>
         <w:bCs/>
-        <w:color w:val="9E3A38" w:themeColor="accent2" w:themeShade="CC"/>
+        <w:color w:val="000000"/>
       </w:rPr>
       <w:tblPr/>
       <w:tcPr>
@@ -15304,7 +15305,7 @@
       <w:spacing w:after="0" w:line="240" w:lineRule="auto"/>
     </w:pPr>
     <w:rPr>
-      <w:color w:val="000000" w:themeColor="text1"/>
+      <w:color w:val="000000"/>
     </w:rPr>
     <w:tblPr>
       <w:tblStyleRowBandSize w:val="1"/>
@@ -15324,7 +15325,7 @@
       <w:rPr>
         <w:b/>
         <w:bCs/>
-        <w:color w:val="FFFFFF" w:themeColor="background1"/>
+        <w:color w:val="000000"/>
       </w:rPr>
       <w:tblPr/>
       <w:tcPr>
@@ -15338,7 +15339,7 @@
       <w:rPr>
         <w:b/>
         <w:bCs/>
-        <w:color w:val="664E82" w:themeColor="accent4" w:themeShade="CC"/>
+        <w:color w:val="000000"/>
       </w:rPr>
       <w:tblPr/>
       <w:tcPr>
@@ -15390,7 +15391,7 @@
       <w:spacing w:after="0" w:line="240" w:lineRule="auto"/>
     </w:pPr>
     <w:rPr>
-      <w:color w:val="000000" w:themeColor="text1"/>
+      <w:color w:val="000000"/>
     </w:rPr>
     <w:tblPr>
       <w:tblStyleRowBandSize w:val="1"/>
@@ -15410,7 +15411,7 @@
       <w:rPr>
         <w:b/>
         <w:bCs/>
-        <w:color w:val="FFFFFF" w:themeColor="background1"/>
+        <w:color w:val="000000"/>
       </w:rPr>
       <w:tblPr/>
       <w:tcPr>
@@ -15424,7 +15425,7 @@
       <w:rPr>
         <w:b/>
         <w:bCs/>
-        <w:color w:val="7E9C40" w:themeColor="accent3" w:themeShade="CC"/>
+        <w:color w:val="000000"/>
       </w:rPr>
       <w:tblPr/>
       <w:tcPr>
@@ -15476,7 +15477,7 @@
       <w:spacing w:after="0" w:line="240" w:lineRule="auto"/>
     </w:pPr>
     <w:rPr>
-      <w:color w:val="000000" w:themeColor="text1"/>
+      <w:color w:val="000000"/>
     </w:rPr>
     <w:tblPr>
       <w:tblStyleRowBandSize w:val="1"/>
@@ -15496,7 +15497,7 @@
       <w:rPr>
         <w:b/>
         <w:bCs/>
-        <w:color w:val="FFFFFF" w:themeColor="background1"/>
+        <w:color w:val="000000"/>
       </w:rPr>
       <w:tblPr/>
       <w:tcPr>
@@ -15510,7 +15511,7 @@
       <w:rPr>
         <w:b/>
         <w:bCs/>
-        <w:color w:val="F2730A" w:themeColor="accent6" w:themeShade="CC"/>
+        <w:color w:val="000000"/>
       </w:rPr>
       <w:tblPr/>
       <w:tcPr>
@@ -15562,7 +15563,7 @@
       <w:spacing w:after="0" w:line="240" w:lineRule="auto"/>
     </w:pPr>
     <w:rPr>
-      <w:color w:val="000000" w:themeColor="text1"/>
+      <w:color w:val="000000"/>
     </w:rPr>
     <w:tblPr>
       <w:tblStyleRowBandSize w:val="1"/>
@@ -15582,7 +15583,7 @@
       <w:rPr>
         <w:b/>
         <w:bCs/>
-        <w:color w:val="FFFFFF" w:themeColor="background1"/>
+        <w:color w:val="000000"/>
       </w:rPr>
       <w:tblPr/>
       <w:tcPr>
@@ -15596,7 +15597,7 @@
       <w:rPr>
         <w:b/>
         <w:bCs/>
-        <w:color w:val="348DA5" w:themeColor="accent5" w:themeShade="CC"/>
+        <w:color w:val="000000"/>
       </w:rPr>
       <w:tblPr/>
       <w:tcPr>
@@ -15648,7 +15649,7 @@
       <w:spacing w:after="0" w:line="240" w:lineRule="auto"/>
     </w:pPr>
     <w:rPr>
-      <w:color w:val="000000" w:themeColor="text1"/>
+      <w:color w:val="000000"/>
     </w:rPr>
     <w:tblPr>
       <w:tblStyleRowBandSize w:val="1"/>
@@ -15681,7 +15682,7 @@
       <w:rPr>
         <w:b/>
         <w:bCs/>
-        <w:color w:val="000000" w:themeColor="text1"/>
+        <w:color w:val="000000"/>
       </w:rPr>
       <w:tblPr/>
       <w:tcPr>
@@ -15690,7 +15691,7 @@
     </w:tblStylePr>
     <w:tblStylePr w:type="firstCol">
       <w:rPr>
-        <w:color w:val="FFFFFF" w:themeColor="background1"/>
+        <w:color w:val="000000"/>
       </w:rPr>
       <w:tblPr/>
       <w:tcPr>
@@ -15699,7 +15700,7 @@
     </w:tblStylePr>
     <w:tblStylePr w:type="lastCol">
       <w:rPr>
-        <w:color w:val="FFFFFF" w:themeColor="background1"/>
+        <w:color w:val="000000"/>
       </w:rPr>
       <w:tblPr/>
       <w:tcPr>
@@ -15728,7 +15729,7 @@
       <w:spacing w:after="0" w:line="240" w:lineRule="auto"/>
     </w:pPr>
     <w:rPr>
-      <w:color w:val="000000" w:themeColor="text1"/>
+      <w:color w:val="000000"/>
     </w:rPr>
     <w:tblPr>
       <w:tblStyleRowBandSize w:val="1"/>
@@ -15761,7 +15762,7 @@
       <w:rPr>
         <w:b/>
         <w:bCs/>
-        <w:color w:val="000000" w:themeColor="text1"/>
+        <w:color w:val="000000"/>
       </w:rPr>
       <w:tblPr/>
       <w:tcPr>
@@ -15770,7 +15771,7 @@
     </w:tblStylePr>
     <w:tblStylePr w:type="firstCol">
       <w:rPr>
-        <w:color w:val="FFFFFF" w:themeColor="background1"/>
+        <w:color w:val="000000"/>
       </w:rPr>
       <w:tblPr/>
       <w:tcPr>
@@ -15779,7 +15780,7 @@
     </w:tblStylePr>
     <w:tblStylePr w:type="lastCol">
       <w:rPr>
-        <w:color w:val="FFFFFF" w:themeColor="background1"/>
+        <w:color w:val="000000"/>
       </w:rPr>
       <w:tblPr/>
       <w:tcPr>
@@ -15808,7 +15809,7 @@
       <w:spacing w:after="0" w:line="240" w:lineRule="auto"/>
     </w:pPr>
     <w:rPr>
-      <w:color w:val="000000" w:themeColor="text1"/>
+      <w:color w:val="000000"/>
     </w:rPr>
     <w:tblPr>
       <w:tblStyleRowBandSize w:val="1"/>
@@ -15841,7 +15842,7 @@
       <w:rPr>
         <w:b/>
         <w:bCs/>
-        <w:color w:val="000000" w:themeColor="text1"/>
+        <w:color w:val="000000"/>
       </w:rPr>
       <w:tblPr/>
       <w:tcPr>
@@ -15850,7 +15851,7 @@
     </w:tblStylePr>
     <w:tblStylePr w:type="firstCol">
       <w:rPr>
-        <w:color w:val="FFFFFF" w:themeColor="background1"/>
+        <w:color w:val="000000"/>
       </w:rPr>
       <w:tblPr/>
       <w:tcPr>
@@ -15859,7 +15860,7 @@
     </w:tblStylePr>
     <w:tblStylePr w:type="lastCol">
       <w:rPr>
-        <w:color w:val="FFFFFF" w:themeColor="background1"/>
+        <w:color w:val="000000"/>
       </w:rPr>
       <w:tblPr/>
       <w:tcPr>
@@ -15888,7 +15889,7 @@
       <w:spacing w:after="0" w:line="240" w:lineRule="auto"/>
     </w:pPr>
     <w:rPr>
-      <w:color w:val="000000" w:themeColor="text1"/>
+      <w:color w:val="000000"/>
     </w:rPr>
     <w:tblPr>
       <w:tblStyleRowBandSize w:val="1"/>
@@ -15921,7 +15922,7 @@
       <w:rPr>
         <w:b/>
         <w:bCs/>
-        <w:color w:val="000000" w:themeColor="text1"/>
+        <w:color w:val="000000"/>
       </w:rPr>
       <w:tblPr/>
       <w:tcPr>
@@ -15930,7 +15931,7 @@
     </w:tblStylePr>
     <w:tblStylePr w:type="firstCol">
       <w:rPr>
-        <w:color w:val="FFFFFF" w:themeColor="background1"/>
+        <w:color w:val="000000"/>
       </w:rPr>
       <w:tblPr/>
       <w:tcPr>
@@ -15939,7 +15940,7 @@
     </w:tblStylePr>
     <w:tblStylePr w:type="lastCol">
       <w:rPr>
-        <w:color w:val="FFFFFF" w:themeColor="background1"/>
+        <w:color w:val="000000"/>
       </w:rPr>
       <w:tblPr/>
       <w:tcPr>
@@ -15968,7 +15969,7 @@
       <w:spacing w:after="0" w:line="240" w:lineRule="auto"/>
     </w:pPr>
     <w:rPr>
-      <w:color w:val="000000" w:themeColor="text1"/>
+      <w:color w:val="000000"/>
     </w:rPr>
     <w:tblPr>
       <w:tblStyleRowBandSize w:val="1"/>
@@ -16001,7 +16002,7 @@
       <w:rPr>
         <w:b/>
         <w:bCs/>
-        <w:color w:val="000000" w:themeColor="text1"/>
+        <w:color w:val="000000"/>
       </w:rPr>
       <w:tblPr/>
       <w:tcPr>
@@ -16010,7 +16011,7 @@
     </w:tblStylePr>
     <w:tblStylePr w:type="firstCol">
       <w:rPr>
-        <w:color w:val="FFFFFF" w:themeColor="background1"/>
+        <w:color w:val="000000"/>
       </w:rPr>
       <w:tblPr/>
       <w:tcPr>
@@ -16019,7 +16020,7 @@
     </w:tblStylePr>
     <w:tblStylePr w:type="lastCol">
       <w:rPr>
-        <w:color w:val="FFFFFF" w:themeColor="background1"/>
+        <w:color w:val="000000"/>
       </w:rPr>
       <w:tblPr/>
       <w:tcPr>
@@ -16048,7 +16049,7 @@
       <w:spacing w:after="0" w:line="240" w:lineRule="auto"/>
     </w:pPr>
     <w:rPr>
-      <w:color w:val="000000" w:themeColor="text1"/>
+      <w:color w:val="000000"/>
     </w:rPr>
     <w:tblPr>
       <w:tblStyleRowBandSize w:val="1"/>
@@ -16081,7 +16082,7 @@
       <w:rPr>
         <w:b/>
         <w:bCs/>
-        <w:color w:val="000000" w:themeColor="text1"/>
+        <w:color w:val="000000"/>
       </w:rPr>
       <w:tblPr/>
       <w:tcPr>
@@ -16090,7 +16091,7 @@
     </w:tblStylePr>
     <w:tblStylePr w:type="firstCol">
       <w:rPr>
-        <w:color w:val="FFFFFF" w:themeColor="background1"/>
+        <w:color w:val="000000"/>
       </w:rPr>
       <w:tblPr/>
       <w:tcPr>
@@ -16099,7 +16100,7 @@
     </w:tblStylePr>
     <w:tblStylePr w:type="lastCol">
       <w:rPr>
-        <w:color w:val="FFFFFF" w:themeColor="background1"/>
+        <w:color w:val="000000"/>
       </w:rPr>
       <w:tblPr/>
       <w:tcPr>
@@ -16128,7 +16129,7 @@
       <w:spacing w:after="0" w:line="240" w:lineRule="auto"/>
     </w:pPr>
     <w:rPr>
-      <w:color w:val="000000" w:themeColor="text1"/>
+      <w:color w:val="000000"/>
     </w:rPr>
     <w:tblPr>
       <w:tblStyleRowBandSize w:val="1"/>
@@ -16161,7 +16162,7 @@
       <w:rPr>
         <w:b/>
         <w:bCs/>
-        <w:color w:val="000000" w:themeColor="text1"/>
+        <w:color w:val="000000"/>
       </w:rPr>
       <w:tblPr/>
       <w:tcPr>
@@ -16170,7 +16171,7 @@
     </w:tblStylePr>
     <w:tblStylePr w:type="firstCol">
       <w:rPr>
-        <w:color w:val="FFFFFF" w:themeColor="background1"/>
+        <w:color w:val="000000"/>
       </w:rPr>
       <w:tblPr/>
       <w:tcPr>
@@ -16179,7 +16180,7 @@
     </w:tblStylePr>
     <w:tblStylePr w:type="lastCol">
       <w:rPr>
-        <w:color w:val="FFFFFF" w:themeColor="background1"/>
+        <w:color w:val="000000"/>
       </w:rPr>
       <w:tblPr/>
       <w:tcPr>
